--- a/Report/SWIFT_Project_Report.docx
+++ b/Report/SWIFT_Project_Report.docx
@@ -2,6 +2,9 @@
 <file path=word/document.xml><?xml version="1.0" encoding="utf-8"?>
 <w:document xmlns:wpc="http://schemas.microsoft.com/office/word/2010/wordprocessingCanvas" xmlns:mo="http://schemas.microsoft.com/office/mac/office/2008/main" xmlns:mc="http://schemas.openxmlformats.org/markup-compatibility/2006" xmlns:mv="urn:schemas-microsoft-com:mac:vml" xmlns:o="urn:schemas-microsoft-com:office:office" xmlns:r="http://schemas.openxmlformats.org/officeDocument/2006/relationships" xmlns:m="http://schemas.openxmlformats.org/officeDocument/2006/math" xmlns:v="urn:schemas-microsoft-com:vml" xmlns:wp14="http://schemas.microsoft.com/office/word/2010/wordprocessingDrawing" xmlns:wp="http://schemas.openxmlformats.org/drawingml/2006/wordprocessingDrawing" xmlns:w10="urn:schemas-microsoft-com:office:word" xmlns:w="http://schemas.openxmlformats.org/wordprocessingml/2006/main" xmlns:w14="http://schemas.microsoft.com/office/word/2010/wordml" xmlns:wpg="http://schemas.microsoft.com/office/word/2010/wordprocessingGroup" xmlns:wpi="http://schemas.microsoft.com/office/word/2010/wordprocessingInk" xmlns:wne="http://schemas.microsoft.com/office/word/2006/wordml" xmlns:wps="http://schemas.microsoft.com/office/word/2010/wordprocessingShape" mc:Ignorable="w14 wp14">
   <w:body>
+    <w:p/>
+    <w:p/>
+    <w:p/>
     <w:p>
       <w:pPr>
         <w:jc w:val="center"/>
@@ -9,13 +12,9 @@
       <w:r>
         <w:rPr>
           <w:b/>
-          <w:sz w:val="32"/>
+          <w:color w:val="003C78"/>
+          <w:sz w:val="40"/>
         </w:rPr>
-        <w:br/>
-        <w:br/>
-        <w:br/>
-        <w:br/>
-        <w:br/>
         <w:t>NED University of Engineering &amp; Technology</w:t>
       </w:r>
     </w:p>
@@ -25,7 +24,8 @@
       </w:pPr>
       <w:r>
         <w:rPr>
-          <w:sz w:val="26"/>
+          <w:color w:val="505050"/>
+          <w:sz w:val="28"/>
         </w:rPr>
         <w:t>Department of Computer Science</w:t>
         <w:br/>
@@ -37,16 +37,10 @@
         <w:jc w:val="center"/>
       </w:pPr>
       <w:r>
-        <w:br/>
-        <w:br/>
-      </w:r>
-      <w:r>
         <w:rPr>
-          <w:b/>
-          <w:color w:val="005AAA"/>
-          <w:sz w:val="40"/>
+          <w:color w:val="C8C8C8"/>
         </w:rPr>
-        <w:t>SWIFT: Smart Wazuh Intelligent Filtering Tool</w:t>
+        <w:t>━━━━━━━━━━━━━━━━━━━━━━━━━━━━━━━━━━━━━━━━━━━━━━━━━━━━━━━━━━━━</w:t>
       </w:r>
     </w:p>
     <w:p>
@@ -55,7 +49,46 @@
       </w:pPr>
       <w:r>
         <w:rPr>
-          <w:sz w:val="24"/>
+          <w:b/>
+          <w:color w:val="00509E"/>
+          <w:sz w:val="64"/>
+        </w:rPr>
+        <w:br/>
+        <w:t>🛡️ SWIFT</w:t>
+      </w:r>
+    </w:p>
+    <w:p>
+      <w:pPr>
+        <w:jc w:val="center"/>
+      </w:pPr>
+      <w:r>
+        <w:rPr>
+          <w:i/>
+          <w:color w:val="3C3C3C"/>
+          <w:sz w:val="32"/>
+        </w:rPr>
+        <w:t>Smart Wazuh Intelligent Filtering Tool</w:t>
+      </w:r>
+    </w:p>
+    <w:p>
+      <w:pPr>
+        <w:jc w:val="center"/>
+      </w:pPr>
+      <w:r>
+        <w:rPr>
+          <w:color w:val="C8C8C8"/>
+        </w:rPr>
+        <w:t>━━━━━━━━━━━━━━━━━━━━━━━━━━━━━━━━━━━━━━━━━━━━━━━━━━━━━━━━━━━━</w:t>
+      </w:r>
+    </w:p>
+    <w:p>
+      <w:pPr>
+        <w:jc w:val="center"/>
+      </w:pPr>
+      <w:r>
+        <w:rPr>
+          <w:b/>
+          <w:sz w:val="26"/>
         </w:rPr>
         <w:br/>
         <w:t>CT-361 — Artificial Intelligence &amp; Expert System</w:t>
@@ -68,74 +101,67 @@
         <w:jc w:val="center"/>
       </w:pPr>
       <w:r>
-        <w:br/>
-        <w:br/>
-      </w:r>
-      <w:r>
-        <w:rPr>
-          <w:b/>
-          <w:sz w:val="24"/>
-        </w:rPr>
-        <w:t>Course Instructor: Miss Amna Ahmed</w:t>
-      </w:r>
-    </w:p>
-    <w:p>
-      <w:pPr>
-        <w:jc w:val="center"/>
-      </w:pPr>
-      <w:r>
-        <w:br/>
-      </w:r>
-      <w:r>
         <w:rPr>
           <w:sz w:val="24"/>
         </w:rPr>
+        <w:br/>
+        <w:t>Course Instructor: Miss Amna Ahmed</w:t>
+        <w:br/>
         <w:t>Spring 2026</w:t>
-      </w:r>
-    </w:p>
-    <w:p>
-      <w:pPr>
-        <w:jc w:val="center"/>
-      </w:pPr>
-      <w:r>
         <w:br/>
-      </w:r>
-      <w:r>
-        <w:rPr>
-          <w:b/>
-          <w:sz w:val="26"/>
-        </w:rPr>
-        <w:t>Group Members</w:t>
       </w:r>
     </w:p>
     <w:tbl>
       <w:tblPr>
-        <w:tblStyle w:val="LightShading-Accent1"/>
         <w:tblW w:type="auto" w:w="0"/>
         <w:jc w:val="center"/>
         <w:tblLook w:firstColumn="1" w:firstRow="1" w:lastColumn="0" w:lastRow="0" w:noHBand="0" w:noVBand="1" w:val="04A0"/>
+        <w:tblBorders>
+          <w:top w:val="single" w:sz="4" w:space="0" w:color="999999"/>
+          <w:left w:val="single" w:sz="4" w:space="0" w:color="999999"/>
+          <w:bottom w:val="single" w:sz="4" w:space="0" w:color="999999"/>
+          <w:right w:val="single" w:sz="4" w:space="0" w:color="999999"/>
+          <w:insideH w:val="single" w:sz="4" w:space="0" w:color="CCCCCC"/>
+          <w:insideV w:val="single" w:sz="4" w:space="0" w:color="CCCCCC"/>
+        </w:tblBorders>
       </w:tblPr>
       <w:tblGrid>
-        <w:gridCol w:w="4320"/>
-        <w:gridCol w:w="4320"/>
+        <w:gridCol w:w="4703"/>
+        <w:gridCol w:w="4703"/>
       </w:tblGrid>
       <w:tr>
         <w:tc>
           <w:tcPr>
-            <w:tcW w:type="dxa" w:w="4320"/>
+            <w:tcW w:type="dxa" w:w="4703"/>
+            <w:shd w:fill="003C78"/>
           </w:tcPr>
           <w:p>
+            <w:pPr>
+              <w:jc w:val="center"/>
+            </w:pPr>
             <w:r>
+              <w:rPr>
+                <w:b/>
+                <w:color w:val="FFFFFF"/>
+              </w:rPr>
               <w:t>Name</w:t>
             </w:r>
           </w:p>
         </w:tc>
         <w:tc>
           <w:tcPr>
-            <w:tcW w:type="dxa" w:w="4320"/>
+            <w:tcW w:type="dxa" w:w="4703"/>
+            <w:shd w:fill="003C78"/>
           </w:tcPr>
           <w:p>
+            <w:pPr>
+              <w:jc w:val="center"/>
+            </w:pPr>
             <w:r>
+              <w:rPr>
+                <w:b/>
+                <w:color w:val="FFFFFF"/>
+              </w:rPr>
               <w:t>Roll Number</w:t>
             </w:r>
           </w:p>
@@ -144,7 +170,8 @@
       <w:tr>
         <w:tc>
           <w:tcPr>
-            <w:tcW w:type="dxa" w:w="4320"/>
+            <w:tcW w:type="dxa" w:w="4703"/>
+            <w:shd w:fill="D6E4F0"/>
           </w:tcPr>
           <w:p>
             <w:r>
@@ -154,7 +181,8 @@
         </w:tc>
         <w:tc>
           <w:tcPr>
-            <w:tcW w:type="dxa" w:w="4320"/>
+            <w:tcW w:type="dxa" w:w="4703"/>
+            <w:shd w:fill="D6E4F0"/>
           </w:tcPr>
           <w:p>
             <w:r>
@@ -166,7 +194,7 @@
       <w:tr>
         <w:tc>
           <w:tcPr>
-            <w:tcW w:type="dxa" w:w="4320"/>
+            <w:tcW w:type="dxa" w:w="4703"/>
           </w:tcPr>
           <w:p>
             <w:r>
@@ -176,7 +204,7 @@
         </w:tc>
         <w:tc>
           <w:tcPr>
-            <w:tcW w:type="dxa" w:w="4320"/>
+            <w:tcW w:type="dxa" w:w="4703"/>
           </w:tcPr>
           <w:p>
             <w:r>
@@ -188,7 +216,8 @@
       <w:tr>
         <w:tc>
           <w:tcPr>
-            <w:tcW w:type="dxa" w:w="4320"/>
+            <w:tcW w:type="dxa" w:w="4703"/>
+            <w:shd w:fill="D6E4F0"/>
           </w:tcPr>
           <w:p>
             <w:r>
@@ -198,7 +227,8 @@
         </w:tc>
         <w:tc>
           <w:tcPr>
-            <w:tcW w:type="dxa" w:w="4320"/>
+            <w:tcW w:type="dxa" w:w="4703"/>
+            <w:shd w:fill="D6E4F0"/>
           </w:tcPr>
           <w:p>
             <w:r>
@@ -210,7 +240,7 @@
       <w:tr>
         <w:tc>
           <w:tcPr>
-            <w:tcW w:type="dxa" w:w="4320"/>
+            <w:tcW w:type="dxa" w:w="4703"/>
           </w:tcPr>
           <w:p>
             <w:r>
@@ -220,7 +250,7 @@
         </w:tc>
         <w:tc>
           <w:tcPr>
-            <w:tcW w:type="dxa" w:w="4320"/>
+            <w:tcW w:type="dxa" w:w="4703"/>
           </w:tcPr>
           <w:p>
             <w:r>
@@ -240,6 +270,9 @@
         <w:pStyle w:val="Heading1"/>
       </w:pPr>
       <w:r>
+        <w:rPr>
+          <w:color w:val="00509E"/>
+        </w:rPr>
         <w:t>1. Problem Statement</w:t>
       </w:r>
     </w:p>
@@ -256,7 +289,13 @@
         <w:pStyle w:val="ListBullet"/>
       </w:pPr>
       <w:r>
-        <w:t>Slow: A single analyst can process approximately 50 logs per hour manually</w:t>
+        <w:rPr>
+          <w:b/>
+        </w:rPr>
+        <w:t xml:space="preserve">Slow: </w:t>
+      </w:r>
+      <w:r>
+        <w:t>A single analyst can process approximately 50 logs per hour manually</w:t>
       </w:r>
     </w:p>
     <w:p>
@@ -264,7 +303,13 @@
         <w:pStyle w:val="ListBullet"/>
       </w:pPr>
       <w:r>
-        <w:t>Error-Prone: Alert fatigue causes analysts to miss genuine threats</w:t>
+        <w:rPr>
+          <w:b/>
+        </w:rPr>
+        <w:t xml:space="preserve">Error-Prone: </w:t>
+      </w:r>
+      <w:r>
+        <w:t>Alert fatigue causes analysts to miss genuine threats</w:t>
       </w:r>
     </w:p>
     <w:p>
@@ -272,7 +317,13 @@
         <w:pStyle w:val="ListBullet"/>
       </w:pPr>
       <w:r>
-        <w:t>Unscalable: Growing infrastructure generates exponentially more logs</w:t>
+        <w:rPr>
+          <w:b/>
+        </w:rPr>
+        <w:t xml:space="preserve">Unscalable: </w:t>
+      </w:r>
+      <w:r>
+        <w:t>Growing infrastructure generates exponentially more logs</w:t>
       </w:r>
     </w:p>
     <w:p>
@@ -280,15 +331,25 @@
         <w:pStyle w:val="ListBullet"/>
       </w:pPr>
       <w:r>
-        <w:t>Expensive: Skilled Tier-1 SOC analysts cost $60K–$90K/year</w:t>
+        <w:rPr>
+          <w:b/>
+        </w:rPr>
+        <w:t xml:space="preserve">Expensive: </w:t>
+      </w:r>
+      <w:r>
+        <w:t>Skilled Tier-1 SOC analysts cost $60K–$90K/year</w:t>
       </w:r>
     </w:p>
+    <w:p/>
     <w:p>
       <w:r>
         <w:rPr>
-          <w:b w:val="0"/>
+          <w:b/>
         </w:rPr>
-        <w:t>The core problem: How can we build an AI-powered system that automatically classifies security logs as malicious or benign, maps threats to standardized frameworks (MITRE ATT&amp;CK, OWASP), generates analyst-ready incident reports using Natural Language Processing, and presents all findings on an interactive dashboard — reducing SOC analyst workload by automating the most tedious and repetitive triage tasks?</w:t>
+        <w:t xml:space="preserve">The Core Problem: </w:t>
+      </w:r>
+      <w:r>
+        <w:t>How can we build an AI-powered system that automatically classifies security logs as malicious or benign, maps threats to standardized frameworks (MITRE ATT&amp;CK, OWASP), generates analyst-ready incident reports using Natural Language Processing, and presents all findings on an interactive dashboard?</w:t>
       </w:r>
     </w:p>
     <w:p>
@@ -296,6 +357,9 @@
         <w:pStyle w:val="Heading1"/>
       </w:pPr>
       <w:r>
+        <w:rPr>
+          <w:color w:val="00509E"/>
+        </w:rPr>
         <w:t>2. Project Description</w:t>
       </w:r>
     </w:p>
@@ -309,61 +373,86 @@
     </w:p>
     <w:p>
       <w:r>
-        <w:t>1. Ingestion — Accepts individual JSON logs or bulk CSV files containing Wazuh security events</w:t>
+        <w:rPr>
+          <w:b/>
+          <w:color w:val="00509E"/>
+        </w:rPr>
+        <w:t xml:space="preserve">1. Ingestion — </w:t>
       </w:r>
-    </w:p>
-    <w:p>
       <w:r>
-        <w:t>2. Classification — XGBoost machine learning model classifies each event as "Malicious Threat" or "Benign Noise" with a confidence score</w:t>
-      </w:r>
-    </w:p>
-    <w:p>
-      <w:r>
-        <w:t>3. Threat Intelligence — Expert system maps detected threats to MITRE ATT&amp;CK tactics and OWASP Top 10 categories, providing automated mitigation strategies</w:t>
-      </w:r>
-    </w:p>
-    <w:p>
-      <w:r>
-        <w:t>4. OSINT Enrichment — Cross-references source IPs against the FireHOL Level 2 blocklist of known malicious actors</w:t>
-      </w:r>
-    </w:p>
-    <w:p>
-      <w:r>
-        <w:t>5. NLP Reporting — Google Flan-T5 (Small) transformer model generates structured executive incident reports with risk scoring and priority actions</w:t>
-      </w:r>
-    </w:p>
-    <w:p>
-      <w:r>
-        <w:t>6. Visualization — Real-time interactive charts showing threat distribution, severity breakdown, and top attack vectors</w:t>
-      </w:r>
-    </w:p>
-    <w:p>
-      <w:r>
-        <w:t>7. Export — One-click PDF security reports and CSV exports with privacy-safe anonymized IPs</w:t>
+        <w:t>Accepts individual JSON logs or bulk CSV files containing Wazuh security events</w:t>
       </w:r>
     </w:p>
     <w:p>
       <w:r>
         <w:rPr>
           <w:b/>
+          <w:color w:val="00509E"/>
         </w:rPr>
-        <w:t>Live Deployment:</w:t>
+        <w:t xml:space="preserve">2. Classification — </w:t>
+      </w:r>
+      <w:r>
+        <w:t>XGBoost machine learning model classifies each event as "Malicious Threat" or "Benign Noise"</w:t>
       </w:r>
     </w:p>
     <w:p>
-      <w:pPr>
-        <w:pStyle w:val="ListBullet"/>
-      </w:pPr>
       <w:r>
-        <w:t>Frontend: https://swift-smart-wazuh-intelligent-filte.vercel.app/</w:t>
+        <w:rPr>
+          <w:b/>
+          <w:color w:val="00509E"/>
+        </w:rPr>
+        <w:t xml:space="preserve">3. Threat Intelligence — </w:t>
+      </w:r>
+      <w:r>
+        <w:t>Expert system maps detected threats to MITRE ATT&amp;CK tactics and OWASP Top 10 categories</w:t>
       </w:r>
     </w:p>
     <w:p>
-      <w:pPr>
-        <w:pStyle w:val="ListBullet"/>
-      </w:pPr>
       <w:r>
-        <w:t>Backend API: https://daedalus26-swift-soc-backend.hf.space/</w:t>
+        <w:rPr>
+          <w:b/>
+          <w:color w:val="00509E"/>
+        </w:rPr>
+        <w:t xml:space="preserve">4. OSINT Enrichment — </w:t>
+      </w:r>
+      <w:r>
+        <w:t>Cross-references source IPs against the FireHOL Level 2 blocklist of known malicious actors</w:t>
+      </w:r>
+    </w:p>
+    <w:p>
+      <w:r>
+        <w:rPr>
+          <w:b/>
+          <w:color w:val="00509E"/>
+        </w:rPr>
+        <w:t xml:space="preserve">5. NLP Reporting — </w:t>
+      </w:r>
+      <w:r>
+        <w:t>Google Flan-T5 (Small) transformer model generates structured executive incident reports</w:t>
+      </w:r>
+    </w:p>
+    <w:p>
+      <w:r>
+        <w:rPr>
+          <w:b/>
+          <w:color w:val="00509E"/>
+        </w:rPr>
+        <w:t xml:space="preserve">6. Visualization — </w:t>
+      </w:r>
+      <w:r>
+        <w:t>Real-time interactive charts showing threat distribution, severity breakdown, and top attack vectors</w:t>
+      </w:r>
+    </w:p>
+    <w:p>
+      <w:r>
+        <w:rPr>
+          <w:b/>
+          <w:color w:val="00509E"/>
+        </w:rPr>
+        <w:t xml:space="preserve">7. Export — </w:t>
+      </w:r>
+      <w:r>
+        <w:t>One-click PDF security reports and CSV exports with privacy-safe anonymized IPs</w:t>
       </w:r>
     </w:p>
     <w:p>
@@ -371,6 +460,9 @@
         <w:pStyle w:val="Heading1"/>
       </w:pPr>
       <w:r>
+        <w:rPr>
+          <w:color w:val="00509E"/>
+        </w:rPr>
         <w:t>3. Introduction</w:t>
       </w:r>
     </w:p>
@@ -387,7 +479,13 @@
         <w:pStyle w:val="ListBullet"/>
       </w:pPr>
       <w:r>
-        <w:t>Machine Learning (XGBoost) — A supervised gradient boosting classifier trained on frequency-encoded features extracted from real Wazuh log schemas</w:t>
+        <w:rPr>
+          <w:b/>
+        </w:rPr>
+        <w:t xml:space="preserve">Machine Learning (XGBoost) — </w:t>
+      </w:r>
+      <w:r>
+        <w:t>A supervised gradient boosting classifier trained on frequency-encoded features extracted from real Wazuh log schemas</w:t>
       </w:r>
     </w:p>
     <w:p>
@@ -395,7 +493,13 @@
         <w:pStyle w:val="ListBullet"/>
       </w:pPr>
       <w:r>
-        <w:t>Expert System — A rule-based knowledge engine encoding cybersecurity domain expertise as production rules mapping threat descriptions to MITRE ATT&amp;CK tactics and generating context-specific mitigation strategies</w:t>
+        <w:rPr>
+          <w:b/>
+        </w:rPr>
+        <w:t xml:space="preserve">Expert System — </w:t>
+      </w:r>
+      <w:r>
+        <w:t>A rule-based knowledge engine encoding cybersecurity domain expertise as production rules mapping threat descriptions to MITRE ATT&amp;CK tactics</w:t>
       </w:r>
     </w:p>
     <w:p>
@@ -403,15 +507,24 @@
         <w:pStyle w:val="ListBullet"/>
       </w:pPr>
       <w:r>
-        <w:t>Natural Language Processing (Flan-T5) — A pre-trained transformer model from Google that generates human-readable executive summaries and prioritized action lists from structured threat data</w:t>
+        <w:rPr>
+          <w:b/>
+        </w:rPr>
+        <w:t xml:space="preserve">Natural Language Processing (Flan-T5) — </w:t>
+      </w:r>
+      <w:r>
+        <w:t>A pre-trained transformer model from Google that generates human-readable executive summaries</w:t>
       </w:r>
     </w:p>
     <w:p>
       <w:r>
+        <w:t xml:space="preserve">This combination satisfies the CT-361 CLO 2 requirement: </w:t>
+      </w:r>
+      <w:r>
         <w:rPr>
-          <w:b w:val="0"/>
+          <w:i/>
         </w:rPr>
-        <w:t>This combination satisfies the CT-361 CLO 2 requirement: "Identify and apply appropriate AI techniques to solve classification problems of moderate complexity."</w:t>
+        <w:t>"Identify and apply appropriate AI techniques to solve classification problems of moderate complexity."</w:t>
       </w:r>
     </w:p>
     <w:p>
@@ -419,6 +532,9 @@
         <w:pStyle w:val="Heading1"/>
       </w:pPr>
       <w:r>
+        <w:rPr>
+          <w:color w:val="00509E"/>
+        </w:rPr>
         <w:t>4. Background &amp; Methodology</w:t>
       </w:r>
     </w:p>
@@ -427,29 +543,45 @@
         <w:pStyle w:val="Heading2"/>
       </w:pPr>
       <w:r>
+        <w:rPr>
+          <w:color w:val="00509E"/>
+        </w:rPr>
         <w:t>4.1 Technology Stack</w:t>
       </w:r>
     </w:p>
     <w:tbl>
       <w:tblPr>
-        <w:tblStyle w:val="LightShading-Accent1"/>
         <w:tblW w:type="auto" w:w="0"/>
+        <w:jc w:val="center"/>
         <w:tblLook w:firstColumn="1" w:firstRow="1" w:lastColumn="0" w:lastRow="0" w:noHBand="0" w:noVBand="1" w:val="04A0"/>
+        <w:tblBorders>
+          <w:top w:val="single" w:sz="4" w:space="0" w:color="999999"/>
+          <w:left w:val="single" w:sz="4" w:space="0" w:color="999999"/>
+          <w:bottom w:val="single" w:sz="4" w:space="0" w:color="999999"/>
+          <w:right w:val="single" w:sz="4" w:space="0" w:color="999999"/>
+          <w:insideH w:val="single" w:sz="4" w:space="0" w:color="CCCCCC"/>
+          <w:insideV w:val="single" w:sz="4" w:space="0" w:color="CCCCCC"/>
+        </w:tblBorders>
       </w:tblPr>
       <w:tblGrid>
-        <w:gridCol w:w="2880"/>
-        <w:gridCol w:w="2880"/>
-        <w:gridCol w:w="2880"/>
+        <w:gridCol w:w="3135"/>
+        <w:gridCol w:w="3135"/>
+        <w:gridCol w:w="3135"/>
       </w:tblGrid>
       <w:tr>
         <w:tc>
           <w:tcPr>
-            <w:tcW w:type="dxa" w:w="2880"/>
+            <w:tcW w:type="dxa" w:w="3135"/>
+            <w:shd w:fill="1F4E79"/>
           </w:tcPr>
           <w:p>
+            <w:pPr>
+              <w:jc w:val="center"/>
+            </w:pPr>
             <w:r>
               <w:rPr>
                 <w:b/>
+                <w:color w:val="FFFFFF"/>
               </w:rPr>
               <w:t>Technology</w:t>
             </w:r>
@@ -457,12 +589,17 @@
         </w:tc>
         <w:tc>
           <w:tcPr>
-            <w:tcW w:type="dxa" w:w="2880"/>
+            <w:tcW w:type="dxa" w:w="3135"/>
+            <w:shd w:fill="1F4E79"/>
           </w:tcPr>
           <w:p>
+            <w:pPr>
+              <w:jc w:val="center"/>
+            </w:pPr>
             <w:r>
               <w:rPr>
                 <w:b/>
+                <w:color w:val="FFFFFF"/>
               </w:rPr>
               <w:t>Purpose</w:t>
             </w:r>
@@ -470,12 +607,17 @@
         </w:tc>
         <w:tc>
           <w:tcPr>
-            <w:tcW w:type="dxa" w:w="2880"/>
+            <w:tcW w:type="dxa" w:w="3135"/>
+            <w:shd w:fill="1F4E79"/>
           </w:tcPr>
           <w:p>
+            <w:pPr>
+              <w:jc w:val="center"/>
+            </w:pPr>
             <w:r>
               <w:rPr>
                 <w:b/>
+                <w:color w:val="FFFFFF"/>
               </w:rPr>
               <w:t>Justification</w:t>
             </w:r>
@@ -485,7 +627,8 @@
       <w:tr>
         <w:tc>
           <w:tcPr>
-            <w:tcW w:type="dxa" w:w="2880"/>
+            <w:tcW w:type="dxa" w:w="3135"/>
+            <w:shd w:fill="D6E4F0"/>
           </w:tcPr>
           <w:p>
             <w:r>
@@ -495,7 +638,8 @@
         </w:tc>
         <w:tc>
           <w:tcPr>
-            <w:tcW w:type="dxa" w:w="2880"/>
+            <w:tcW w:type="dxa" w:w="3135"/>
+            <w:shd w:fill="D6E4F0"/>
           </w:tcPr>
           <w:p>
             <w:r>
@@ -505,11 +649,12 @@
         </w:tc>
         <w:tc>
           <w:tcPr>
-            <w:tcW w:type="dxa" w:w="2880"/>
+            <w:tcW w:type="dxa" w:w="3135"/>
+            <w:shd w:fill="D6E4F0"/>
           </w:tcPr>
           <w:p>
             <w:r>
-              <w:t>State-of-the-art gradient boosting; fast inference, high accuracy on tabular data</w:t>
+              <w:t>State-of-the-art gradient boosting; fast inference, high accuracy</w:t>
             </w:r>
           </w:p>
         </w:tc>
@@ -517,7 +662,7 @@
       <w:tr>
         <w:tc>
           <w:tcPr>
-            <w:tcW w:type="dxa" w:w="2880"/>
+            <w:tcW w:type="dxa" w:w="3135"/>
           </w:tcPr>
           <w:p>
             <w:r>
@@ -527,7 +672,7 @@
         </w:tc>
         <w:tc>
           <w:tcPr>
-            <w:tcW w:type="dxa" w:w="2880"/>
+            <w:tcW w:type="dxa" w:w="3135"/>
           </w:tcPr>
           <w:p>
             <w:r>
@@ -537,7 +682,7 @@
         </w:tc>
         <w:tc>
           <w:tcPr>
-            <w:tcW w:type="dxa" w:w="2880"/>
+            <w:tcW w:type="dxa" w:w="3135"/>
           </w:tcPr>
           <w:p>
             <w:r>
@@ -549,7 +694,8 @@
       <w:tr>
         <w:tc>
           <w:tcPr>
-            <w:tcW w:type="dxa" w:w="2880"/>
+            <w:tcW w:type="dxa" w:w="3135"/>
+            <w:shd w:fill="D6E4F0"/>
           </w:tcPr>
           <w:p>
             <w:r>
@@ -559,7 +705,8 @@
         </w:tc>
         <w:tc>
           <w:tcPr>
-            <w:tcW w:type="dxa" w:w="2880"/>
+            <w:tcW w:type="dxa" w:w="3135"/>
+            <w:shd w:fill="D6E4F0"/>
           </w:tcPr>
           <w:p>
             <w:r>
@@ -569,11 +716,12 @@
         </w:tc>
         <w:tc>
           <w:tcPr>
-            <w:tcW w:type="dxa" w:w="2880"/>
+            <w:tcW w:type="dxa" w:w="3135"/>
+            <w:shd w:fill="D6E4F0"/>
           </w:tcPr>
           <w:p>
             <w:r>
-              <w:t>Async Python framework; auto-generates Swagger docs</w:t>
+              <w:t>Async Python web framework; auto-generates Swagger docs</w:t>
             </w:r>
           </w:p>
         </w:tc>
@@ -581,17 +729,17 @@
       <w:tr>
         <w:tc>
           <w:tcPr>
-            <w:tcW w:type="dxa" w:w="2880"/>
+            <w:tcW w:type="dxa" w:w="3135"/>
           </w:tcPr>
           <w:p>
             <w:r>
-              <w:t>React + TypeScript</w:t>
+              <w:t>React + Vite</w:t>
             </w:r>
           </w:p>
         </w:tc>
         <w:tc>
           <w:tcPr>
-            <w:tcW w:type="dxa" w:w="2880"/>
+            <w:tcW w:type="dxa" w:w="3135"/>
           </w:tcPr>
           <w:p>
             <w:r>
@@ -601,11 +749,11 @@
         </w:tc>
         <w:tc>
           <w:tcPr>
-            <w:tcW w:type="dxa" w:w="2880"/>
+            <w:tcW w:type="dxa" w:w="3135"/>
           </w:tcPr>
           <w:p>
             <w:r>
-              <w:t>Component-based UI with type safety</w:t>
+              <w:t>Component-based UI with type safety in TypeScript</w:t>
             </w:r>
           </w:p>
         </w:tc>
@@ -613,39 +761,8 @@
       <w:tr>
         <w:tc>
           <w:tcPr>
-            <w:tcW w:type="dxa" w:w="2880"/>
-          </w:tcPr>
-          <w:p>
-            <w:r>
-              <w:t>Recharts</w:t>
-            </w:r>
-          </w:p>
-        </w:tc>
-        <w:tc>
-          <w:tcPr>
-            <w:tcW w:type="dxa" w:w="2880"/>
-          </w:tcPr>
-          <w:p>
-            <w:r>
-              <w:t>Data visualization</w:t>
-            </w:r>
-          </w:p>
-        </w:tc>
-        <w:tc>
-          <w:tcPr>
-            <w:tcW w:type="dxa" w:w="2880"/>
-          </w:tcPr>
-          <w:p>
-            <w:r>
-              <w:t>React-native charting library</w:t>
-            </w:r>
-          </w:p>
-        </w:tc>
-      </w:tr>
-      <w:tr>
-        <w:tc>
-          <w:tcPr>
-            <w:tcW w:type="dxa" w:w="2880"/>
+            <w:tcW w:type="dxa" w:w="3135"/>
+            <w:shd w:fill="D6E4F0"/>
           </w:tcPr>
           <w:p>
             <w:r>
@@ -655,7 +772,8 @@
         </w:tc>
         <w:tc>
           <w:tcPr>
-            <w:tcW w:type="dxa" w:w="2880"/>
+            <w:tcW w:type="dxa" w:w="3135"/>
+            <w:shd w:fill="D6E4F0"/>
           </w:tcPr>
           <w:p>
             <w:r>
@@ -665,7 +783,8 @@
         </w:tc>
         <w:tc>
           <w:tcPr>
-            <w:tcW w:type="dxa" w:w="2880"/>
+            <w:tcW w:type="dxa" w:w="3135"/>
+            <w:shd w:fill="D6E4F0"/>
           </w:tcPr>
           <w:p>
             <w:r>
@@ -675,11 +794,15 @@
         </w:tc>
       </w:tr>
     </w:tbl>
+    <w:p/>
     <w:p>
       <w:pPr>
         <w:pStyle w:val="Heading2"/>
       </w:pPr>
       <w:r>
+        <w:rPr>
+          <w:color w:val="00509E"/>
+        </w:rPr>
         <w:t>4.2 System Architecture (Block Diagram)</w:t>
       </w:r>
     </w:p>
@@ -691,165 +814,68 @@
         <w:t>The SWIFT system follows a layered architecture with clear separation of concerns. The frontend communicates with the backend via REST API calls. The backend orchestrates three AI sub-systems: the XGBoost classifier, the Expert System, and the NLP Engine.</w:t>
       </w:r>
     </w:p>
-    <w:tbl>
-      <w:tblPr>
-        <w:tblStyle w:val="TableGrid"/>
-        <w:tblW w:type="auto" w:w="0"/>
+    <w:p>
+      <w:pPr>
         <w:jc w:val="center"/>
-        <w:tblLook w:firstColumn="1" w:firstRow="1" w:lastColumn="0" w:lastRow="0" w:noHBand="0" w:noVBand="1" w:val="04A0"/>
-      </w:tblPr>
-      <w:tblGrid>
-        <w:gridCol w:w="2880"/>
-        <w:gridCol w:w="2880"/>
-        <w:gridCol w:w="2880"/>
-      </w:tblGrid>
-      <w:tr>
-        <w:tc>
-          <w:tcPr>
-            <w:tcW w:type="dxa" w:w="8640"/>
-            <w:gridSpan w:val="3"/>
-          </w:tcPr>
-          <w:p>
-            <w:r>
-              <w:rPr>
-                <w:b/>
-              </w:rPr>
-              <w:t>SWIFT System Architecture</w:t>
-            </w:r>
-          </w:p>
-        </w:tc>
-      </w:tr>
-      <w:tr>
-        <w:tc>
-          <w:tcPr>
-            <w:tcW w:type="dxa" w:w="8640"/>
-            <w:gridSpan w:val="3"/>
-          </w:tcPr>
-          <w:p>
-            <w:r>
-              <w:t>Frontend (React + TypeScript + Vite)</w:t>
-              <w:br/>
-              <w:t>• Ingestion Module (JSON / CSV)</w:t>
-              <w:br/>
-              <w:t>• Intelligence Readout (Results + NLP Report)</w:t>
-              <w:br/>
-              <w:t>• Telemetry Dashboard (Charts)</w:t>
-              <w:br/>
-              <w:t>• PDF / CSV Export Buttons</w:t>
-            </w:r>
-          </w:p>
-        </w:tc>
-      </w:tr>
-      <w:tr>
-        <w:tc>
-          <w:tcPr>
-            <w:tcW w:type="dxa" w:w="8640"/>
-            <w:gridSpan w:val="3"/>
-          </w:tcPr>
-          <w:p>
-            <w:r>
-              <w:rPr>
-                <w:sz w:val="18"/>
-              </w:rPr>
-              <w:t>⬇  REST API Calls (axios)  ⬆  JSON Responses</w:t>
-            </w:r>
-          </w:p>
-        </w:tc>
-      </w:tr>
-      <w:tr>
-        <w:tc>
-          <w:tcPr>
-            <w:tcW w:type="dxa" w:w="2880"/>
-          </w:tcPr>
-          <w:p>
-            <w:r>
-              <w:t>XGBoost Classifier</w:t>
-              <w:br/>
-              <w:t>• Binary classification</w:t>
-              <w:br/>
-              <w:t>• Confidence scoring</w:t>
-              <w:br/>
-              <w:t>• Feature alignment</w:t>
-            </w:r>
-          </w:p>
-        </w:tc>
-        <w:tc>
-          <w:tcPr>
-            <w:tcW w:type="dxa" w:w="2880"/>
-          </w:tcPr>
-          <w:p>
-            <w:r>
-              <w:t>Expert System</w:t>
-              <w:br/>
-              <w:t>• MITRE ATT&amp;CK mapping</w:t>
-              <w:br/>
-              <w:t>• OWASP Top 10</w:t>
-              <w:br/>
-              <w:t>• Mitigation strategies</w:t>
-            </w:r>
-          </w:p>
-        </w:tc>
-        <w:tc>
-          <w:tcPr>
-            <w:tcW w:type="dxa" w:w="2880"/>
-          </w:tcPr>
-          <w:p>
-            <w:r>
-              <w:t>NLP Engine (Flan-T5)</w:t>
-              <w:br/>
-              <w:t>• Executive summary</w:t>
-              <w:br/>
-              <w:t>• Risk assessment</w:t>
-              <w:br/>
-              <w:t>• Priority actions</w:t>
-            </w:r>
-          </w:p>
-        </w:tc>
-      </w:tr>
-      <w:tr>
-        <w:tc>
-          <w:tcPr>
-            <w:tcW w:type="dxa" w:w="8640"/>
-            <w:gridSpan w:val="3"/>
-          </w:tcPr>
-          <w:p>
-            <w:r>
-              <w:rPr>
-                <w:sz w:val="18"/>
-              </w:rPr>
-              <w:t>⬇  Reads from  ⬆</w:t>
-            </w:r>
-          </w:p>
-        </w:tc>
-      </w:tr>
-      <w:tr>
-        <w:tc>
-          <w:tcPr>
-            <w:tcW w:type="dxa" w:w="8640"/>
-            <w:gridSpan w:val="3"/>
-          </w:tcPr>
-          <w:p>
-            <w:r>
-              <w:t>Data &amp; Intelligence Layer</w:t>
-              <w:br/>
-              <w:t>• swift_xgboost.pkl (trained model)</w:t>
-              <w:br/>
-              <w:t>• label_encoders.pkl (feature encoders)</w:t>
-              <w:br/>
-              <w:t>• firehol_level2.netset (OSINT blocklist)</w:t>
-              <w:br/>
-              <w:t>• training_columns.json (feature schema)</w:t>
-            </w:r>
-          </w:p>
-        </w:tc>
-      </w:tr>
-    </w:tbl>
+      </w:pPr>
+      <w:r>
+        <w:drawing>
+          <wp:inline xmlns:a="http://schemas.openxmlformats.org/drawingml/2006/main" xmlns:pic="http://schemas.openxmlformats.org/drawingml/2006/picture">
+            <wp:extent cx="5943600" cy="3310689"/>
+            <wp:docPr id="1" name="Picture 1"/>
+            <wp:cNvGraphicFramePr>
+              <a:graphicFrameLocks noChangeAspect="1"/>
+            </wp:cNvGraphicFramePr>
+            <a:graphic>
+              <a:graphicData uri="http://schemas.openxmlformats.org/drawingml/2006/picture">
+                <pic:pic>
+                  <pic:nvPicPr>
+                    <pic:cNvPr id="0" name="arch_diagram.png"/>
+                    <pic:cNvPicPr/>
+                  </pic:nvPicPr>
+                  <pic:blipFill>
+                    <a:blip r:embed="rId9"/>
+                    <a:stretch>
+                      <a:fillRect/>
+                    </a:stretch>
+                  </pic:blipFill>
+                  <pic:spPr>
+                    <a:xfrm>
+                      <a:off x="0" y="0"/>
+                      <a:ext cx="5943600" cy="3310689"/>
+                    </a:xfrm>
+                    <a:prstGeom prst="rect"/>
+                  </pic:spPr>
+                </pic:pic>
+              </a:graphicData>
+            </a:graphic>
+          </wp:inline>
+        </w:drawing>
+      </w:r>
+    </w:p>
+    <w:p>
+      <w:pPr>
+        <w:jc w:val="center"/>
+      </w:pPr>
+      <w:r>
+        <w:rPr>
+          <w:i/>
+          <w:color w:val="646464"/>
+          <w:sz w:val="18"/>
+        </w:rPr>
+        <w:t>Figure 1: SWIFT System Architecture Block Diagram</w:t>
+      </w:r>
+    </w:p>
+    <w:p/>
     <w:p>
       <w:pPr>
         <w:pStyle w:val="Heading2"/>
       </w:pPr>
       <w:r>
-        <w:t>4.3 Data Flow</w:t>
+        <w:rPr>
+          <w:color w:val="00509E"/>
+        </w:rPr>
+        <w:t>4.3 Data Flow Methodology</w:t>
       </w:r>
     </w:p>
     <w:p>
@@ -857,42 +883,64 @@
         <w:rPr>
           <w:b w:val="0"/>
         </w:rPr>
-        <w:t>The processing pipeline follows these sequential stages:</w:t>
+        <w:t>The log analysis process follows a strict procedural pipeline. Below is the Data Flow flowchart outlining how logs are prioritized and analyzed through the machine learning and expert systems.</w:t>
+      </w:r>
+    </w:p>
+    <w:p>
+      <w:pPr>
+        <w:jc w:val="center"/>
+      </w:pPr>
+      <w:r>
+        <w:drawing>
+          <wp:inline xmlns:a="http://schemas.openxmlformats.org/drawingml/2006/main" xmlns:pic="http://schemas.openxmlformats.org/drawingml/2006/picture">
+            <wp:extent cx="4114800" cy="5670645"/>
+            <wp:docPr id="2" name="Picture 2"/>
+            <wp:cNvGraphicFramePr>
+              <a:graphicFrameLocks noChangeAspect="1"/>
+            </wp:cNvGraphicFramePr>
+            <a:graphic>
+              <a:graphicData uri="http://schemas.openxmlformats.org/drawingml/2006/picture">
+                <pic:pic>
+                  <pic:nvPicPr>
+                    <pic:cNvPr id="0" name="flow_diagram.png"/>
+                    <pic:cNvPicPr/>
+                  </pic:nvPicPr>
+                  <pic:blipFill>
+                    <a:blip r:embed="rId10"/>
+                    <a:stretch>
+                      <a:fillRect/>
+                    </a:stretch>
+                  </pic:blipFill>
+                  <pic:spPr>
+                    <a:xfrm>
+                      <a:off x="0" y="0"/>
+                      <a:ext cx="4114800" cy="5670645"/>
+                    </a:xfrm>
+                    <a:prstGeom prst="rect"/>
+                  </pic:spPr>
+                </pic:pic>
+              </a:graphicData>
+            </a:graphic>
+          </wp:inline>
+        </w:drawing>
+      </w:r>
+    </w:p>
+    <w:p>
+      <w:pPr>
+        <w:jc w:val="center"/>
+      </w:pPr>
+      <w:r>
+        <w:rPr>
+          <w:i/>
+          <w:color w:val="646464"/>
+          <w:sz w:val="18"/>
+        </w:rPr>
+        <w:t>Figure 2: Threat Detection &amp; Classification Data Flow</w:t>
       </w:r>
     </w:p>
     <w:p>
       <w:r>
-        <w:t>Step 1: Raw Wazuh log (JSON or CSV row) is received via the API</w:t>
-      </w:r>
-    </w:p>
-    <w:p>
-      <w:r>
-        <w:t>Step 2: Feature Engineering: Extract rule_level, hour, decoder_name frequency, rule_description frequency, rule_group frequency, mitre_id frequency, and FireHOL IP match flag</w:t>
-      </w:r>
-    </w:p>
-    <w:p>
-      <w:r>
-        <w:t>Step 3: XGBoost Prediction: Binary classification (0=Benign, 1=Malicious) with probability-based confidence score</w:t>
-      </w:r>
-    </w:p>
-    <w:p>
-      <w:r>
-        <w:t>Step 4: Expert System: For malicious predictions, keyword matching against 10 threat archetypes determines MITRE ATT&amp;CK tactic, OWASP category, and mitigation steps</w:t>
-      </w:r>
-    </w:p>
-    <w:p>
-      <w:r>
-        <w:t>Step 5: Aggregation Engine: Duplicate threats are merged by rule_description with occurrence counting and max-confidence tracking</w:t>
-      </w:r>
-    </w:p>
-    <w:p>
-      <w:r>
-        <w:t>Step 6: NLP Report (optional): Aggregated threat data is formatted into a Flan-T5 prompt, generating an executive summary and priority actions</w:t>
-      </w:r>
-    </w:p>
-    <w:p>
-      <w:r>
-        <w:t>Step 7: Output: Results returned as JSON to the frontend for display, or exported as PDF/CSV</w:t>
+        <w:br w:type="page"/>
       </w:r>
     </w:p>
     <w:p>
@@ -900,6 +948,9 @@
         <w:pStyle w:val="Heading1"/>
       </w:pPr>
       <w:r>
+        <w:rPr>
+          <w:color w:val="00509E"/>
+        </w:rPr>
         <w:t>5. Models Implementation, Challenges, and Results</w:t>
       </w:r>
     </w:p>
@@ -908,6 +959,9 @@
         <w:pStyle w:val="Heading2"/>
       </w:pPr>
       <w:r>
+        <w:rPr>
+          <w:color w:val="0064B4"/>
+        </w:rPr>
         <w:t>5.1 XGBoost Classification Model</w:t>
       </w:r>
     </w:p>
@@ -924,7 +978,13 @@
         <w:pStyle w:val="ListBullet"/>
       </w:pPr>
       <w:r>
-        <w:t>Dataset: ~30,000 synthetic Wazuh logs generated via data_prep.py</w:t>
+        <w:rPr>
+          <w:b/>
+        </w:rPr>
+        <w:t xml:space="preserve">Dataset: </w:t>
+      </w:r>
+      <w:r>
+        <w:t>~30,000 synthetic Wazuh logs generated via data_prep.py</w:t>
       </w:r>
     </w:p>
     <w:p>
@@ -932,7 +992,13 @@
         <w:pStyle w:val="ListBullet"/>
       </w:pPr>
       <w:r>
-        <w:t>Features: rule_level, hour, is_known_bad_actor, decoder_name_freq, rule_description_freq, rule_group_freq, mitre_id_freq</w:t>
+        <w:rPr>
+          <w:b/>
+        </w:rPr>
+        <w:t xml:space="preserve">Features: </w:t>
+      </w:r>
+      <w:r>
+        <w:t>rule_level, hour, is_known_bad_actor, decoder_name_freq, rule_description_freq, mitre_id_freq</w:t>
       </w:r>
     </w:p>
     <w:p>
@@ -940,55 +1006,162 @@
         <w:pStyle w:val="ListBullet"/>
       </w:pPr>
       <w:r>
-        <w:t>Label: Binary (0 = benign, 1 = malicious)</w:t>
+        <w:rPr>
+          <w:b/>
+        </w:rPr>
+        <w:t xml:space="preserve">Encoding: </w:t>
+      </w:r>
+      <w:r>
+        <w:t>Frequency encoding (not one-hot) to handle high-cardinality categorical features efficiently</w:t>
       </w:r>
     </w:p>
-    <w:p>
-      <w:pPr>
-        <w:pStyle w:val="ListBullet"/>
-      </w:pPr>
-      <w:r>
-        <w:t>Encoding: Frequency encoding (not one-hot) to handle high-cardinality categorical features efficiently</w:t>
-      </w:r>
-    </w:p>
+    <w:p/>
     <w:p>
       <w:r>
         <w:rPr>
           <w:b/>
+          <w:color w:val="008000"/>
         </w:rPr>
         <w:t>Results:</w:t>
       </w:r>
     </w:p>
-    <w:p>
-      <w:pPr>
-        <w:pStyle w:val="ListBullet"/>
-      </w:pPr>
-      <w:r>
-        <w:t>Training accuracy: ~97-99%</w:t>
-      </w:r>
-    </w:p>
-    <w:p>
-      <w:pPr>
-        <w:pStyle w:val="ListBullet"/>
-      </w:pPr>
-      <w:r>
-        <w:t>Live inference confidence: typically 95-99.99% for clearly malicious events</w:t>
-      </w:r>
-    </w:p>
-    <w:p>
-      <w:pPr>
-        <w:pStyle w:val="ListBullet"/>
-      </w:pPr>
-      <w:r>
-        <w:t>Model file size: ~75 KB (swift_xgboost.pkl)</w:t>
-      </w:r>
-    </w:p>
+    <w:tbl>
+      <w:tblPr>
+        <w:tblW w:type="auto" w:w="0"/>
+        <w:jc w:val="center"/>
+        <w:tblLook w:firstColumn="1" w:firstRow="1" w:lastColumn="0" w:lastRow="0" w:noHBand="0" w:noVBand="1" w:val="04A0"/>
+        <w:tblBorders>
+          <w:top w:val="single" w:sz="4" w:space="0" w:color="999999"/>
+          <w:left w:val="single" w:sz="4" w:space="0" w:color="999999"/>
+          <w:bottom w:val="single" w:sz="4" w:space="0" w:color="999999"/>
+          <w:right w:val="single" w:sz="4" w:space="0" w:color="999999"/>
+          <w:insideH w:val="single" w:sz="4" w:space="0" w:color="CCCCCC"/>
+          <w:insideV w:val="single" w:sz="4" w:space="0" w:color="CCCCCC"/>
+        </w:tblBorders>
+      </w:tblPr>
+      <w:tblGrid>
+        <w:gridCol w:w="4703"/>
+        <w:gridCol w:w="4703"/>
+      </w:tblGrid>
+      <w:tr>
+        <w:tc>
+          <w:tcPr>
+            <w:tcW w:type="dxa" w:w="4703"/>
+            <w:shd w:fill="2E7D32"/>
+          </w:tcPr>
+          <w:p>
+            <w:pPr>
+              <w:jc w:val="center"/>
+            </w:pPr>
+            <w:r>
+              <w:rPr>
+                <w:b/>
+                <w:color w:val="FFFFFF"/>
+              </w:rPr>
+              <w:t>Metric</w:t>
+            </w:r>
+          </w:p>
+        </w:tc>
+        <w:tc>
+          <w:tcPr>
+            <w:tcW w:type="dxa" w:w="4703"/>
+            <w:shd w:fill="2E7D32"/>
+          </w:tcPr>
+          <w:p>
+            <w:pPr>
+              <w:jc w:val="center"/>
+            </w:pPr>
+            <w:r>
+              <w:rPr>
+                <w:b/>
+                <w:color w:val="FFFFFF"/>
+              </w:rPr>
+              <w:t>Value</w:t>
+            </w:r>
+          </w:p>
+        </w:tc>
+      </w:tr>
+      <w:tr>
+        <w:tc>
+          <w:tcPr>
+            <w:tcW w:type="dxa" w:w="4703"/>
+            <w:shd w:fill="E8F5E9"/>
+          </w:tcPr>
+          <w:p>
+            <w:r>
+              <w:t>Training Accuracy</w:t>
+            </w:r>
+          </w:p>
+        </w:tc>
+        <w:tc>
+          <w:tcPr>
+            <w:tcW w:type="dxa" w:w="4703"/>
+            <w:shd w:fill="E8F5E9"/>
+          </w:tcPr>
+          <w:p>
+            <w:r>
+              <w:t>~97-99%</w:t>
+            </w:r>
+          </w:p>
+        </w:tc>
+      </w:tr>
+      <w:tr>
+        <w:tc>
+          <w:tcPr>
+            <w:tcW w:type="dxa" w:w="4703"/>
+          </w:tcPr>
+          <w:p>
+            <w:r>
+              <w:t>Live Inference Confidence</w:t>
+            </w:r>
+          </w:p>
+        </w:tc>
+        <w:tc>
+          <w:tcPr>
+            <w:tcW w:type="dxa" w:w="4703"/>
+          </w:tcPr>
+          <w:p>
+            <w:r>
+              <w:t>95-99.99% for clearly malicious events</w:t>
+            </w:r>
+          </w:p>
+        </w:tc>
+      </w:tr>
+      <w:tr>
+        <w:tc>
+          <w:tcPr>
+            <w:tcW w:type="dxa" w:w="4703"/>
+            <w:shd w:fill="E8F5E9"/>
+          </w:tcPr>
+          <w:p>
+            <w:r>
+              <w:t>Model File Size</w:t>
+            </w:r>
+          </w:p>
+        </w:tc>
+        <w:tc>
+          <w:tcPr>
+            <w:tcW w:type="dxa" w:w="4703"/>
+            <w:shd w:fill="E8F5E9"/>
+          </w:tcPr>
+          <w:p>
+            <w:r>
+              <w:t>~75 KB (swift_xgboost.pkl)</w:t>
+            </w:r>
+          </w:p>
+        </w:tc>
+      </w:tr>
+    </w:tbl>
+    <w:p/>
     <w:p>
       <w:pPr>
         <w:pStyle w:val="Heading2"/>
       </w:pPr>
       <w:r>
-        <w:t>5.2 Expert System</w:t>
+        <w:rPr>
+          <w:color w:val="0064B4"/>
+        </w:rPr>
+        <w:t>5.2 Expert System (expert_system.py)</w:t>
       </w:r>
     </w:p>
     <w:p>
@@ -996,29 +1169,42 @@
         <w:rPr>
           <w:b w:val="0"/>
         </w:rPr>
-        <w:t>A rule-based knowledge engine with 10 threat archetypes:</w:t>
+        <w:t>A rule-based knowledge engine with 10 threat archetypes and dynamic fallback:</w:t>
       </w:r>
     </w:p>
     <w:tbl>
       <w:tblPr>
-        <w:tblStyle w:val="LightShading-Accent1"/>
         <w:tblW w:type="auto" w:w="0"/>
+        <w:jc w:val="center"/>
         <w:tblLook w:firstColumn="1" w:firstRow="1" w:lastColumn="0" w:lastRow="0" w:noHBand="0" w:noVBand="1" w:val="04A0"/>
+        <w:tblBorders>
+          <w:top w:val="single" w:sz="4" w:space="0" w:color="999999"/>
+          <w:left w:val="single" w:sz="4" w:space="0" w:color="999999"/>
+          <w:bottom w:val="single" w:sz="4" w:space="0" w:color="999999"/>
+          <w:right w:val="single" w:sz="4" w:space="0" w:color="999999"/>
+          <w:insideH w:val="single" w:sz="4" w:space="0" w:color="CCCCCC"/>
+          <w:insideV w:val="single" w:sz="4" w:space="0" w:color="CCCCCC"/>
+        </w:tblBorders>
       </w:tblPr>
       <w:tblGrid>
-        <w:gridCol w:w="2880"/>
-        <w:gridCol w:w="2880"/>
-        <w:gridCol w:w="2880"/>
+        <w:gridCol w:w="3135"/>
+        <w:gridCol w:w="3135"/>
+        <w:gridCol w:w="3135"/>
       </w:tblGrid>
       <w:tr>
         <w:tc>
           <w:tcPr>
-            <w:tcW w:type="dxa" w:w="2880"/>
+            <w:tcW w:type="dxa" w:w="3135"/>
+            <w:shd w:fill="B71C1C"/>
           </w:tcPr>
           <w:p>
+            <w:pPr>
+              <w:jc w:val="center"/>
+            </w:pPr>
             <w:r>
               <w:rPr>
                 <w:b/>
+                <w:color w:val="FFFFFF"/>
               </w:rPr>
               <w:t>Threat Type</w:t>
             </w:r>
@@ -1026,25 +1212,35 @@
         </w:tc>
         <w:tc>
           <w:tcPr>
-            <w:tcW w:type="dxa" w:w="2880"/>
+            <w:tcW w:type="dxa" w:w="3135"/>
+            <w:shd w:fill="B71C1C"/>
           </w:tcPr>
           <w:p>
+            <w:pPr>
+              <w:jc w:val="center"/>
+            </w:pPr>
             <w:r>
               <w:rPr>
                 <w:b/>
+                <w:color w:val="FFFFFF"/>
               </w:rPr>
-              <w:t>MITRE Tactic</w:t>
+              <w:t>MITRE ATT&amp;CK Tactic</w:t>
             </w:r>
           </w:p>
         </w:tc>
         <w:tc>
           <w:tcPr>
-            <w:tcW w:type="dxa" w:w="2880"/>
+            <w:tcW w:type="dxa" w:w="3135"/>
+            <w:shd w:fill="B71C1C"/>
           </w:tcPr>
           <w:p>
+            <w:pPr>
+              <w:jc w:val="center"/>
+            </w:pPr>
             <w:r>
               <w:rPr>
                 <w:b/>
+                <w:color w:val="FFFFFF"/>
               </w:rPr>
               <w:t>Example Mitigations</w:t>
             </w:r>
@@ -1054,7 +1250,8 @@
       <w:tr>
         <w:tc>
           <w:tcPr>
-            <w:tcW w:type="dxa" w:w="2880"/>
+            <w:tcW w:type="dxa" w:w="3135"/>
+            <w:shd w:fill="FFEBEE"/>
           </w:tcPr>
           <w:p>
             <w:r>
@@ -1064,7 +1261,8 @@
         </w:tc>
         <w:tc>
           <w:tcPr>
-            <w:tcW w:type="dxa" w:w="2880"/>
+            <w:tcW w:type="dxa" w:w="3135"/>
+            <w:shd w:fill="FFEBEE"/>
           </w:tcPr>
           <w:p>
             <w:r>
@@ -1074,7 +1272,8 @@
         </w:tc>
         <w:tc>
           <w:tcPr>
-            <w:tcW w:type="dxa" w:w="2880"/>
+            <w:tcW w:type="dxa" w:w="3135"/>
+            <w:shd w:fill="FFEBEE"/>
           </w:tcPr>
           <w:p>
             <w:r>
@@ -1086,7 +1285,7 @@
       <w:tr>
         <w:tc>
           <w:tcPr>
-            <w:tcW w:type="dxa" w:w="2880"/>
+            <w:tcW w:type="dxa" w:w="3135"/>
           </w:tcPr>
           <w:p>
             <w:r>
@@ -1096,7 +1295,7 @@
         </w:tc>
         <w:tc>
           <w:tcPr>
-            <w:tcW w:type="dxa" w:w="2880"/>
+            <w:tcW w:type="dxa" w:w="3135"/>
           </w:tcPr>
           <w:p>
             <w:r>
@@ -1106,7 +1305,7 @@
         </w:tc>
         <w:tc>
           <w:tcPr>
-            <w:tcW w:type="dxa" w:w="2880"/>
+            <w:tcW w:type="dxa" w:w="3135"/>
           </w:tcPr>
           <w:p>
             <w:r>
@@ -1118,71 +1317,8 @@
       <w:tr>
         <w:tc>
           <w:tcPr>
-            <w:tcW w:type="dxa" w:w="2880"/>
-          </w:tcPr>
-          <w:p>
-            <w:r>
-              <w:t>Cross Site Scripting</w:t>
-            </w:r>
-          </w:p>
-        </w:tc>
-        <w:tc>
-          <w:tcPr>
-            <w:tcW w:type="dxa" w:w="2880"/>
-          </w:tcPr>
-          <w:p>
-            <w:r>
-              <w:t>Initial Access (TA0001)</w:t>
-            </w:r>
-          </w:p>
-        </w:tc>
-        <w:tc>
-          <w:tcPr>
-            <w:tcW w:type="dxa" w:w="2880"/>
-          </w:tcPr>
-          <w:p>
-            <w:r>
-              <w:t>CSP headers, input sanitization</w:t>
-            </w:r>
-          </w:p>
-        </w:tc>
-      </w:tr>
-      <w:tr>
-        <w:tc>
-          <w:tcPr>
-            <w:tcW w:type="dxa" w:w="2880"/>
-          </w:tcPr>
-          <w:p>
-            <w:r>
-              <w:t>Reconnaissance</w:t>
-            </w:r>
-          </w:p>
-        </w:tc>
-        <w:tc>
-          <w:tcPr>
-            <w:tcW w:type="dxa" w:w="2880"/>
-          </w:tcPr>
-          <w:p>
-            <w:r>
-              <w:t>Reconnaissance (TA0043)</w:t>
-            </w:r>
-          </w:p>
-        </w:tc>
-        <w:tc>
-          <w:tcPr>
-            <w:tcW w:type="dxa" w:w="2880"/>
-          </w:tcPr>
-          <w:p>
-            <w:r>
-              <w:t>IP blocking, rate limiting</w:t>
-            </w:r>
-          </w:p>
-        </w:tc>
-      </w:tr>
-      <w:tr>
-        <w:tc>
-          <w:tcPr>
-            <w:tcW w:type="dxa" w:w="2880"/>
+            <w:tcW w:type="dxa" w:w="3135"/>
+            <w:shd w:fill="FFEBEE"/>
           </w:tcPr>
           <w:p>
             <w:r>
@@ -1192,7 +1328,8 @@
         </w:tc>
         <w:tc>
           <w:tcPr>
-            <w:tcW w:type="dxa" w:w="2880"/>
+            <w:tcW w:type="dxa" w:w="3135"/>
+            <w:shd w:fill="FFEBEE"/>
           </w:tcPr>
           <w:p>
             <w:r>
@@ -1202,7 +1339,8 @@
         </w:tc>
         <w:tc>
           <w:tcPr>
-            <w:tcW w:type="dxa" w:w="2880"/>
+            <w:tcW w:type="dxa" w:w="3135"/>
+            <w:shd w:fill="FFEBEE"/>
           </w:tcPr>
           <w:p>
             <w:r>
@@ -1214,39 +1352,7 @@
       <w:tr>
         <w:tc>
           <w:tcPr>
-            <w:tcW w:type="dxa" w:w="2880"/>
-          </w:tcPr>
-          <w:p>
-            <w:r>
-              <w:t>Privilege Escalation</w:t>
-            </w:r>
-          </w:p>
-        </w:tc>
-        <w:tc>
-          <w:tcPr>
-            <w:tcW w:type="dxa" w:w="2880"/>
-          </w:tcPr>
-          <w:p>
-            <w:r>
-              <w:t>Privilege Escalation (TA0004)</w:t>
-            </w:r>
-          </w:p>
-        </w:tc>
-        <w:tc>
-          <w:tcPr>
-            <w:tcW w:type="dxa" w:w="2880"/>
-          </w:tcPr>
-          <w:p>
-            <w:r>
-              <w:t>Least privilege, sudo monitoring</w:t>
-            </w:r>
-          </w:p>
-        </w:tc>
-      </w:tr>
-      <w:tr>
-        <w:tc>
-          <w:tcPr>
-            <w:tcW w:type="dxa" w:w="2880"/>
+            <w:tcW w:type="dxa" w:w="3135"/>
           </w:tcPr>
           <w:p>
             <w:r>
@@ -1256,7 +1362,7 @@
         </w:tc>
         <w:tc>
           <w:tcPr>
-            <w:tcW w:type="dxa" w:w="2880"/>
+            <w:tcW w:type="dxa" w:w="3135"/>
           </w:tcPr>
           <w:p>
             <w:r>
@@ -1266,7 +1372,7 @@
         </w:tc>
         <w:tc>
           <w:tcPr>
-            <w:tcW w:type="dxa" w:w="2880"/>
+            <w:tcW w:type="dxa" w:w="3135"/>
           </w:tcPr>
           <w:p>
             <w:r>
@@ -1278,7 +1384,8 @@
       <w:tr>
         <w:tc>
           <w:tcPr>
-            <w:tcW w:type="dxa" w:w="2880"/>
+            <w:tcW w:type="dxa" w:w="3135"/>
+            <w:shd w:fill="FFEBEE"/>
           </w:tcPr>
           <w:p>
             <w:r>
@@ -1288,7 +1395,8 @@
         </w:tc>
         <w:tc>
           <w:tcPr>
-            <w:tcW w:type="dxa" w:w="2880"/>
+            <w:tcW w:type="dxa" w:w="3135"/>
+            <w:shd w:fill="FFEBEE"/>
           </w:tcPr>
           <w:p>
             <w:r>
@@ -1298,11 +1406,81 @@
         </w:tc>
         <w:tc>
           <w:tcPr>
-            <w:tcW w:type="dxa" w:w="2880"/>
+            <w:tcW w:type="dxa" w:w="3135"/>
+            <w:shd w:fill="FFEBEE"/>
           </w:tcPr>
           <w:p>
             <w:r>
-              <w:t>DDoS protection, rate limiting</w:t>
+              <w:t>DDoS protection, ICMP rate limiting</w:t>
+            </w:r>
+          </w:p>
+        </w:tc>
+      </w:tr>
+    </w:tbl>
+    <w:p/>
+    <w:p>
+      <w:pPr>
+        <w:pStyle w:val="Heading2"/>
+      </w:pPr>
+      <w:r>
+        <w:rPr>
+          <w:color w:val="0064B4"/>
+        </w:rPr>
+        <w:t>5.3 NLP Engine (nlp_engine.py)</w:t>
+      </w:r>
+    </w:p>
+    <w:tbl>
+      <w:tblPr>
+        <w:tblW w:type="auto" w:w="0"/>
+        <w:jc w:val="center"/>
+        <w:tblLook w:firstColumn="1" w:firstRow="1" w:lastColumn="0" w:lastRow="0" w:noHBand="0" w:noVBand="1" w:val="04A0"/>
+        <w:tblBorders>
+          <w:top w:val="single" w:sz="4" w:space="0" w:color="999999"/>
+          <w:left w:val="single" w:sz="4" w:space="0" w:color="999999"/>
+          <w:bottom w:val="single" w:sz="4" w:space="0" w:color="999999"/>
+          <w:right w:val="single" w:sz="4" w:space="0" w:color="999999"/>
+          <w:insideH w:val="single" w:sz="4" w:space="0" w:color="CCCCCC"/>
+          <w:insideV w:val="single" w:sz="4" w:space="0" w:color="CCCCCC"/>
+        </w:tblBorders>
+      </w:tblPr>
+      <w:tblGrid>
+        <w:gridCol w:w="4703"/>
+        <w:gridCol w:w="4703"/>
+      </w:tblGrid>
+      <w:tr>
+        <w:tc>
+          <w:tcPr>
+            <w:tcW w:type="dxa" w:w="4703"/>
+            <w:shd w:fill="4A148C"/>
+          </w:tcPr>
+          <w:p>
+            <w:pPr>
+              <w:jc w:val="center"/>
+            </w:pPr>
+            <w:r>
+              <w:rPr>
+                <w:b/>
+                <w:color w:val="FFFFFF"/>
+              </w:rPr>
+              <w:t>Aspect</w:t>
+            </w:r>
+          </w:p>
+        </w:tc>
+        <w:tc>
+          <w:tcPr>
+            <w:tcW w:type="dxa" w:w="4703"/>
+            <w:shd w:fill="4A148C"/>
+          </w:tcPr>
+          <w:p>
+            <w:pPr>
+              <w:jc w:val="center"/>
+            </w:pPr>
+            <w:r>
+              <w:rPr>
+                <w:b/>
+                <w:color w:val="FFFFFF"/>
+              </w:rPr>
+              <w:t>Detail</w:t>
             </w:r>
           </w:p>
         </w:tc>
@@ -1310,31 +1488,23 @@
       <w:tr>
         <w:tc>
           <w:tcPr>
-            <w:tcW w:type="dxa" w:w="2880"/>
+            <w:tcW w:type="dxa" w:w="4703"/>
+            <w:shd w:fill="F3E5F5"/>
           </w:tcPr>
           <w:p>
             <w:r>
-              <w:t>Command and Control</w:t>
+              <w:t>Model</w:t>
             </w:r>
           </w:p>
         </w:tc>
         <w:tc>
           <w:tcPr>
-            <w:tcW w:type="dxa" w:w="2880"/>
+            <w:tcW w:type="dxa" w:w="4703"/>
+            <w:shd w:fill="F3E5F5"/>
           </w:tcPr>
           <w:p>
             <w:r>
-              <w:t>C&amp;C (TA0011)</w:t>
-            </w:r>
-          </w:p>
-        </w:tc>
-        <w:tc>
-          <w:tcPr>
-            <w:tcW w:type="dxa" w:w="2880"/>
-          </w:tcPr>
-          <w:p>
-            <w:r>
-              <w:t>DNS blocking, traffic analysis</w:t>
+              <w:t>Google Flan-T5-Small (~300MB, instruction-tuned)</w:t>
             </w:r>
           </w:p>
         </w:tc>
@@ -1342,127 +1512,116 @@
       <w:tr>
         <w:tc>
           <w:tcPr>
-            <w:tcW w:type="dxa" w:w="2880"/>
+            <w:tcW w:type="dxa" w:w="4703"/>
           </w:tcPr>
           <w:p>
             <w:r>
-              <w:t>PowerShell Abuse</w:t>
+              <w:t>Input</w:t>
             </w:r>
           </w:p>
         </w:tc>
         <w:tc>
           <w:tcPr>
-            <w:tcW w:type="dxa" w:w="2880"/>
+            <w:tcW w:type="dxa" w:w="4703"/>
           </w:tcPr>
           <w:p>
             <w:r>
-              <w:t>Execution (TA0002)</w:t>
+              <w:t>Structured prompt with threat statistics and top threat descriptions</w:t>
+            </w:r>
+          </w:p>
+        </w:tc>
+      </w:tr>
+      <w:tr>
+        <w:tc>
+          <w:tcPr>
+            <w:tcW w:type="dxa" w:w="4703"/>
+            <w:shd w:fill="F3E5F5"/>
+          </w:tcPr>
+          <w:p>
+            <w:r>
+              <w:t>Output</w:t>
             </w:r>
           </w:p>
         </w:tc>
         <w:tc>
           <w:tcPr>
-            <w:tcW w:type="dxa" w:w="2880"/>
+            <w:tcW w:type="dxa" w:w="4703"/>
+            <w:shd w:fill="F3E5F5"/>
           </w:tcPr>
           <w:p>
             <w:r>
-              <w:t>Execution policy restriction</w:t>
+              <w:t>Executive summary + priority action list</w:t>
+            </w:r>
+          </w:p>
+        </w:tc>
+      </w:tr>
+      <w:tr>
+        <w:tc>
+          <w:tcPr>
+            <w:tcW w:type="dxa" w:w="4703"/>
+          </w:tcPr>
+          <w:p>
+            <w:r>
+              <w:t>Risk Scoring</w:t>
+            </w:r>
+          </w:p>
+        </w:tc>
+        <w:tc>
+          <w:tcPr>
+            <w:tcW w:type="dxa" w:w="4703"/>
+          </w:tcPr>
+          <w:p>
+            <w:r>
+              <w:t>score = (malicious_ratio × 60) + (max_confidence/100 × 40)</w:t>
             </w:r>
           </w:p>
         </w:tc>
       </w:tr>
     </w:tbl>
-    <w:p>
-      <w:r>
-        <w:rPr>
-          <w:b w:val="0"/>
-        </w:rPr>
-        <w:t>Dynamic Fallback: When no keyword matches, the system falls back to raw MITRE/OWASP metadata from the CSV, ensuring zero silent failures.</w:t>
-      </w:r>
-    </w:p>
+    <w:p/>
     <w:p>
       <w:pPr>
         <w:pStyle w:val="Heading2"/>
       </w:pPr>
       <w:r>
-        <w:t>5.3 NLP Engine (Flan-T5)</w:t>
-      </w:r>
-    </w:p>
-    <w:p>
-      <w:pPr>
-        <w:pStyle w:val="ListBullet"/>
-      </w:pPr>
-      <w:r>
-        <w:t>Model: Google Flan-T5-Small (~300MB)</w:t>
-      </w:r>
-    </w:p>
-    <w:p>
-      <w:pPr>
-        <w:pStyle w:val="ListBullet"/>
-      </w:pPr>
-      <w:r>
-        <w:t>Approach: Instruction-tuned text-to-text generation</w:t>
-      </w:r>
-    </w:p>
-    <w:p>
-      <w:pPr>
-        <w:pStyle w:val="ListBullet"/>
-      </w:pPr>
-      <w:r>
-        <w:t>Input: Structured prompt containing threat statistics and top threat descriptions</w:t>
-      </w:r>
-    </w:p>
-    <w:p>
-      <w:pPr>
-        <w:pStyle w:val="ListBullet"/>
-      </w:pPr>
-      <w:r>
-        <w:t>Output: Executive summary, priority action list</w:t>
-      </w:r>
-    </w:p>
-    <w:p>
-      <w:pPr>
-        <w:pStyle w:val="ListBullet"/>
-      </w:pPr>
-      <w:r>
-        <w:t>Risk Scoring: score = (malicious_ratio × 60) + (max_confidence / 100 × 40)</w:t>
-      </w:r>
-    </w:p>
-    <w:p>
-      <w:pPr>
-        <w:pStyle w:val="ListBullet"/>
-      </w:pPr>
-      <w:r>
-        <w:t>Enrichment: If model output is too short (&lt;15 words), it is augmented with data-driven context</w:t>
-      </w:r>
-    </w:p>
-    <w:p>
-      <w:pPr>
-        <w:pStyle w:val="Heading2"/>
-      </w:pPr>
-      <w:r>
+        <w:rPr>
+          <w:color w:val="0064B4"/>
+        </w:rPr>
         <w:t>5.4 Challenges Encountered</w:t>
       </w:r>
     </w:p>
     <w:tbl>
       <w:tblPr>
-        <w:tblStyle w:val="LightShading-Accent1"/>
         <w:tblW w:type="auto" w:w="0"/>
+        <w:jc w:val="center"/>
         <w:tblLook w:firstColumn="1" w:firstRow="1" w:lastColumn="0" w:lastRow="0" w:noHBand="0" w:noVBand="1" w:val="04A0"/>
+        <w:tblBorders>
+          <w:top w:val="single" w:sz="4" w:space="0" w:color="999999"/>
+          <w:left w:val="single" w:sz="4" w:space="0" w:color="999999"/>
+          <w:bottom w:val="single" w:sz="4" w:space="0" w:color="999999"/>
+          <w:right w:val="single" w:sz="4" w:space="0" w:color="999999"/>
+          <w:insideH w:val="single" w:sz="4" w:space="0" w:color="CCCCCC"/>
+          <w:insideV w:val="single" w:sz="4" w:space="0" w:color="CCCCCC"/>
+        </w:tblBorders>
       </w:tblPr>
       <w:tblGrid>
-        <w:gridCol w:w="4320"/>
-        <w:gridCol w:w="4320"/>
+        <w:gridCol w:w="4703"/>
+        <w:gridCol w:w="4703"/>
       </w:tblGrid>
       <w:tr>
         <w:tc>
           <w:tcPr>
-            <w:tcW w:type="dxa" w:w="4320"/>
+            <w:tcW w:type="dxa" w:w="4703"/>
+            <w:shd w:fill="E65100"/>
           </w:tcPr>
           <w:p>
+            <w:pPr>
+              <w:jc w:val="center"/>
+            </w:pPr>
             <w:r>
               <w:rPr>
                 <w:b/>
+                <w:color w:val="FFFFFF"/>
               </w:rPr>
               <w:t>Challenge</w:t>
             </w:r>
@@ -1470,14 +1629,19 @@
         </w:tc>
         <w:tc>
           <w:tcPr>
-            <w:tcW w:type="dxa" w:w="4320"/>
+            <w:tcW w:type="dxa" w:w="4703"/>
+            <w:shd w:fill="E65100"/>
           </w:tcPr>
           <w:p>
+            <w:pPr>
+              <w:jc w:val="center"/>
+            </w:pPr>
             <w:r>
               <w:rPr>
                 <w:b/>
+                <w:color w:val="FFFFFF"/>
               </w:rPr>
-              <w:t>Solution</w:t>
+              <w:t>Solution Applied</w:t>
             </w:r>
           </w:p>
         </w:tc>
@@ -1485,17 +1649,19 @@
       <w:tr>
         <w:tc>
           <w:tcPr>
-            <w:tcW w:type="dxa" w:w="4320"/>
+            <w:tcW w:type="dxa" w:w="4703"/>
+            <w:shd w:fill="FFF3E0"/>
           </w:tcPr>
           <w:p>
             <w:r>
-              <w:t>Flan-T5 too large for free cloud hosting</w:t>
+              <w:t>Flan-T5 model too large for free cloud hosting</w:t>
             </w:r>
           </w:p>
         </w:tc>
         <w:tc>
           <w:tcPr>
-            <w:tcW w:type="dxa" w:w="4320"/>
+            <w:tcW w:type="dxa" w:w="4703"/>
+            <w:shd w:fill="FFF3E0"/>
           </w:tcPr>
           <w:p>
             <w:r>
@@ -1507,7 +1673,7 @@
       <w:tr>
         <w:tc>
           <w:tcPr>
-            <w:tcW w:type="dxa" w:w="4320"/>
+            <w:tcW w:type="dxa" w:w="4703"/>
           </w:tcPr>
           <w:p>
             <w:r>
@@ -1517,11 +1683,11 @@
         </w:tc>
         <w:tc>
           <w:tcPr>
-            <w:tcW w:type="dxa" w:w="4320"/>
+            <w:tcW w:type="dxa" w:w="4703"/>
           </w:tcPr>
           <w:p>
             <w:r>
-              <w:t>Applied frequency encoding instead of one-hot</w:t>
+              <w:t>Applied frequency encoding instead of one-hot encoding</w:t>
             </w:r>
           </w:p>
         </w:tc>
@@ -1529,21 +1695,23 @@
       <w:tr>
         <w:tc>
           <w:tcPr>
-            <w:tcW w:type="dxa" w:w="4320"/>
+            <w:tcW w:type="dxa" w:w="4703"/>
+            <w:shd w:fill="FFF3E0"/>
           </w:tcPr>
           <w:p>
             <w:r>
-              <w:t>First NLP request takes 30+ seconds</w:t>
+              <w:t>API URL mismatch between frontend components</w:t>
             </w:r>
           </w:p>
         </w:tc>
         <w:tc>
           <w:tcPr>
-            <w:tcW w:type="dxa" w:w="4320"/>
+            <w:tcW w:type="dxa" w:w="4703"/>
+            <w:shd w:fill="FFF3E0"/>
           </w:tcPr>
           <w:p>
             <w:r>
-              <w:t>Pre-load model on startup + show loading timer in UI</w:t>
+              <w:t>Centralized via VITE_API_BASE environment variable in .env</w:t>
             </w:r>
           </w:p>
         </w:tc>
@@ -1551,75 +1719,39 @@
       <w:tr>
         <w:tc>
           <w:tcPr>
-            <w:tcW w:type="dxa" w:w="4320"/>
+            <w:tcW w:type="dxa" w:w="4703"/>
           </w:tcPr>
           <w:p>
             <w:r>
-              <w:t>Windows /tmp/ path doesn't exist</w:t>
+              <w:t>IP privacy concerns for exported reports</w:t>
             </w:r>
           </w:p>
         </w:tc>
         <w:tc>
           <w:tcPr>
-            <w:tcW w:type="dxa" w:w="4320"/>
+            <w:tcW w:type="dxa" w:w="4703"/>
           </w:tcPr>
           <w:p>
             <w:r>
-              <w:t>Used tempfile.gettempdir() for cross-platform support</w:t>
-            </w:r>
-          </w:p>
-        </w:tc>
-      </w:tr>
-      <w:tr>
-        <w:tc>
-          <w:tcPr>
-            <w:tcW w:type="dxa" w:w="4320"/>
-          </w:tcPr>
-          <w:p>
-            <w:r>
-              <w:t>API URL mismatch between components</w:t>
-            </w:r>
-          </w:p>
-        </w:tc>
-        <w:tc>
-          <w:tcPr>
-            <w:tcW w:type="dxa" w:w="4320"/>
-          </w:tcPr>
-          <w:p>
-            <w:r>
-              <w:t>Centralized via VITE_API_BASE environment variable</w:t>
-            </w:r>
-          </w:p>
-        </w:tc>
-      </w:tr>
-      <w:tr>
-        <w:tc>
-          <w:tcPr>
-            <w:tcW w:type="dxa" w:w="4320"/>
-          </w:tcPr>
-          <w:p>
-            <w:r>
-              <w:t>IP privacy concerns for exports</w:t>
-            </w:r>
-          </w:p>
-        </w:tc>
-        <w:tc>
-          <w:tcPr>
-            <w:tcW w:type="dxa" w:w="4320"/>
-          </w:tcPr>
-          <w:p>
-            <w:r>
-              <w:t>SHA-256 hashed IP anonymization (GDPR compliance)</w:t>
+              <w:t>SHA-256 hashed IP anonymization (IP-A1B2C3D4 format)</w:t>
             </w:r>
           </w:p>
         </w:tc>
       </w:tr>
     </w:tbl>
     <w:p>
+      <w:r>
+        <w:br w:type="page"/>
+      </w:r>
+    </w:p>
+    <w:p>
       <w:pPr>
         <w:pStyle w:val="Heading1"/>
       </w:pPr>
       <w:r>
+        <w:rPr>
+          <w:color w:val="00509E"/>
+        </w:rPr>
         <w:t>6. Screenshots of UI and Sample Outputs</w:t>
       </w:r>
     </w:p>
@@ -1628,15 +1760,10 @@
         <w:pStyle w:val="Heading2"/>
       </w:pPr>
       <w:r>
+        <w:rPr>
+          <w:color w:val="00509E"/>
+        </w:rPr>
         <w:t>6.1 Dashboard Landing Page</w:t>
-      </w:r>
-    </w:p>
-    <w:p>
-      <w:r>
-        <w:rPr>
-          <w:b w:val="0"/>
-        </w:rPr>
-        <w:t>The main SWIFT interface showing the Raw Telemetry Ingestion module (left), Intelligence Readout panel (right), and System Baseline Telemetry charts (bottom) with Benign/Malicious donut chart and Severity Breakdown bar chart.</w:t>
       </w:r>
     </w:p>
     <w:p>
@@ -1647,7 +1774,7 @@
         <w:drawing>
           <wp:inline xmlns:a="http://schemas.openxmlformats.org/drawingml/2006/main" xmlns:pic="http://schemas.openxmlformats.org/drawingml/2006/picture">
             <wp:extent cx="5486400" cy="4183380"/>
-            <wp:docPr id="1" name="Picture 1"/>
+            <wp:docPr id="3" name="Picture 3"/>
             <wp:cNvGraphicFramePr>
               <a:graphicFrameLocks noChangeAspect="1"/>
             </wp:cNvGraphicFramePr>
@@ -1659,7 +1786,7 @@
                     <pic:cNvPicPr/>
                   </pic:nvPicPr>
                   <pic:blipFill>
-                    <a:blip r:embed="rId9"/>
+                    <a:blip r:embed="rId11"/>
                     <a:stretch>
                       <a:fillRect/>
                     </a:stretch>
@@ -1680,128 +1807,27 @@
     </w:p>
     <w:p>
       <w:pPr>
-        <w:pStyle w:val="Heading2"/>
-      </w:pPr>
-      <w:r>
-        <w:t>6.2 Single Log Analysis — Malicious Threat Detected</w:t>
-      </w:r>
-    </w:p>
-    <w:p>
-      <w:r>
-        <w:rPr>
-          <w:b w:val="0"/>
-        </w:rPr>
-        <w:t>A Brute Force SSH attack log is classified as MALICIOUS THREAT with 99.99% AI confidence. The system maps it to MITRE ATT&amp;CK tactic Credential Access (TA0006) and provides automated mitigation strategies. The GENERATE AI REPORT and CLEAR action buttons are visible.</w:t>
-      </w:r>
-    </w:p>
-    <w:p>
-      <w:pPr>
         <w:jc w:val="center"/>
       </w:pPr>
       <w:r>
-        <w:drawing>
-          <wp:inline xmlns:a="http://schemas.openxmlformats.org/drawingml/2006/main" xmlns:pic="http://schemas.openxmlformats.org/drawingml/2006/picture">
-            <wp:extent cx="5486400" cy="2948940"/>
-            <wp:docPr id="2" name="Picture 2"/>
-            <wp:cNvGraphicFramePr>
-              <a:graphicFrameLocks noChangeAspect="1"/>
-            </wp:cNvGraphicFramePr>
-            <a:graphic>
-              <a:graphicData uri="http://schemas.openxmlformats.org/drawingml/2006/picture">
-                <pic:pic>
-                  <pic:nvPicPr>
-                    <pic:cNvPr id="0" name="screenshot_single_analysis_1774506929230.png"/>
-                    <pic:cNvPicPr/>
-                  </pic:nvPicPr>
-                  <pic:blipFill>
-                    <a:blip r:embed="rId10"/>
-                    <a:stretch>
-                      <a:fillRect/>
-                    </a:stretch>
-                  </pic:blipFill>
-                  <pic:spPr>
-                    <a:xfrm>
-                      <a:off x="0" y="0"/>
-                      <a:ext cx="5486400" cy="2948940"/>
-                    </a:xfrm>
-                    <a:prstGeom prst="rect"/>
-                  </pic:spPr>
-                </pic:pic>
-              </a:graphicData>
-            </a:graphic>
-          </wp:inline>
-        </w:drawing>
+        <w:rPr>
+          <w:i/>
+          <w:color w:val="646464"/>
+          <w:sz w:val="18"/>
+        </w:rPr>
+        <w:t>Figure 3: SWIFT Dashboard — Landing Page with Baseline Telemetry Charts</w:t>
       </w:r>
     </w:p>
+    <w:p/>
     <w:p>
       <w:pPr>
         <w:pStyle w:val="Heading2"/>
       </w:pPr>
       <w:r>
-        <w:t>6.3 Backend API Documentation (Swagger)</w:t>
-      </w:r>
-    </w:p>
-    <w:p>
-      <w:r>
         <w:rPr>
-          <w:b w:val="0"/>
+          <w:color w:val="00509E"/>
         </w:rPr>
-        <w:t>All 5 REST API endpoints auto-documented via FastAPI's built-in Swagger UI.</w:t>
-      </w:r>
-    </w:p>
-    <w:p>
-      <w:pPr>
-        <w:jc w:val="center"/>
-      </w:pPr>
-      <w:r>
-        <w:drawing>
-          <wp:inline xmlns:a="http://schemas.openxmlformats.org/drawingml/2006/main" xmlns:pic="http://schemas.openxmlformats.org/drawingml/2006/picture">
-            <wp:extent cx="5486400" cy="2948940"/>
-            <wp:docPr id="3" name="Picture 3"/>
-            <wp:cNvGraphicFramePr>
-              <a:graphicFrameLocks noChangeAspect="1"/>
-            </wp:cNvGraphicFramePr>
-            <a:graphic>
-              <a:graphicData uri="http://schemas.openxmlformats.org/drawingml/2006/picture">
-                <pic:pic>
-                  <pic:nvPicPr>
-                    <pic:cNvPr id="0" name="screenshot_swagger_1774506946076.png"/>
-                    <pic:cNvPicPr/>
-                  </pic:nvPicPr>
-                  <pic:blipFill>
-                    <a:blip r:embed="rId11"/>
-                    <a:stretch>
-                      <a:fillRect/>
-                    </a:stretch>
-                  </pic:blipFill>
-                  <pic:spPr>
-                    <a:xfrm>
-                      <a:off x="0" y="0"/>
-                      <a:ext cx="5486400" cy="2948940"/>
-                    </a:xfrm>
-                    <a:prstGeom prst="rect"/>
-                  </pic:spPr>
-                </pic:pic>
-              </a:graphicData>
-            </a:graphic>
-          </wp:inline>
-        </w:drawing>
-      </w:r>
-    </w:p>
-    <w:p>
-      <w:pPr>
-        <w:pStyle w:val="Heading2"/>
-      </w:pPr>
-      <w:r>
-        <w:t>6.4 Telemetry Visualization Charts</w:t>
-      </w:r>
-    </w:p>
-    <w:p>
-      <w:r>
-        <w:rPr>
-          <w:b w:val="0"/>
-        </w:rPr>
-        <w:t>Donut chart showing Benign/Malicious event ratio and bar chart showing severity breakdown across Low, Medium, High, and Critical levels.</w:t>
+        <w:t>6.2 Single Log Analysis — Malicious Threat Detected</w:t>
       </w:r>
     </w:p>
     <w:p>
@@ -1820,7 +1846,7 @@
               <a:graphicData uri="http://schemas.openxmlformats.org/drawingml/2006/picture">
                 <pic:pic>
                   <pic:nvPicPr>
-                    <pic:cNvPr id="0" name="screenshot_charts_1774506968143.png"/>
+                    <pic:cNvPr id="0" name="screenshot_single_analysis_1774506929230.png"/>
                     <pic:cNvPicPr/>
                   </pic:nvPicPr>
                   <pic:blipFill>
@@ -1845,9 +1871,94 @@
     </w:p>
     <w:p>
       <w:pPr>
+        <w:jc w:val="center"/>
+      </w:pPr>
+      <w:r>
+        <w:rPr>
+          <w:i/>
+          <w:color w:val="646464"/>
+          <w:sz w:val="18"/>
+        </w:rPr>
+        <w:t>Figure 4: Single Log Analysis — Brute Force SSH Detected at 99.99% Confidence</w:t>
+      </w:r>
+    </w:p>
+    <w:p/>
+    <w:p>
+      <w:pPr>
+        <w:pStyle w:val="Heading2"/>
+      </w:pPr>
+      <w:r>
+        <w:rPr>
+          <w:color w:val="00509E"/>
+        </w:rPr>
+        <w:t>6.3 Telemetry Visualization Charts</w:t>
+      </w:r>
+    </w:p>
+    <w:p>
+      <w:pPr>
+        <w:jc w:val="center"/>
+      </w:pPr>
+      <w:r>
+        <w:drawing>
+          <wp:inline xmlns:a="http://schemas.openxmlformats.org/drawingml/2006/main" xmlns:pic="http://schemas.openxmlformats.org/drawingml/2006/picture">
+            <wp:extent cx="5486400" cy="2948940"/>
+            <wp:docPr id="5" name="Picture 5"/>
+            <wp:cNvGraphicFramePr>
+              <a:graphicFrameLocks noChangeAspect="1"/>
+            </wp:cNvGraphicFramePr>
+            <a:graphic>
+              <a:graphicData uri="http://schemas.openxmlformats.org/drawingml/2006/picture">
+                <pic:pic>
+                  <pic:nvPicPr>
+                    <pic:cNvPr id="0" name="screenshot_charts_1774506968143.png"/>
+                    <pic:cNvPicPr/>
+                  </pic:nvPicPr>
+                  <pic:blipFill>
+                    <a:blip r:embed="rId13"/>
+                    <a:stretch>
+                      <a:fillRect/>
+                    </a:stretch>
+                  </pic:blipFill>
+                  <pic:spPr>
+                    <a:xfrm>
+                      <a:off x="0" y="0"/>
+                      <a:ext cx="5486400" cy="2948940"/>
+                    </a:xfrm>
+                    <a:prstGeom prst="rect"/>
+                  </pic:spPr>
+                </pic:pic>
+              </a:graphicData>
+            </a:graphic>
+          </wp:inline>
+        </w:drawing>
+      </w:r>
+    </w:p>
+    <w:p>
+      <w:pPr>
+        <w:jc w:val="center"/>
+      </w:pPr>
+      <w:r>
+        <w:rPr>
+          <w:i/>
+          <w:color w:val="646464"/>
+          <w:sz w:val="18"/>
+        </w:rPr>
+        <w:t>Figure 5: Telemetry Dashboard — Pie Chart &amp; Severity Breakdown</w:t>
+      </w:r>
+    </w:p>
+    <w:p>
+      <w:r>
+        <w:br w:type="page"/>
+      </w:r>
+    </w:p>
+    <w:p>
+      <w:pPr>
         <w:pStyle w:val="Heading1"/>
       </w:pPr>
       <w:r>
+        <w:rPr>
+          <w:color w:val="00509E"/>
+        </w:rPr>
         <w:t>7. Each Group Member's Contribution</w:t>
       </w:r>
     </w:p>
@@ -1855,30 +1966,45 @@
       <w:r>
         <w:rPr>
           <w:b/>
+          <w:color w:val="969696"/>
         </w:rPr>
-        <w:t>(To be filled by the team)</w:t>
+        <w:t>(Please insert detailed contributions under each member)</w:t>
       </w:r>
     </w:p>
+    <w:p/>
     <w:tbl>
       <w:tblPr>
-        <w:tblStyle w:val="LightShading-Accent1"/>
         <w:tblW w:type="auto" w:w="0"/>
+        <w:jc w:val="center"/>
         <w:tblLook w:firstColumn="1" w:firstRow="1" w:lastColumn="0" w:lastRow="0" w:noHBand="0" w:noVBand="1" w:val="04A0"/>
+        <w:tblBorders>
+          <w:top w:val="single" w:sz="4" w:space="0" w:color="999999"/>
+          <w:left w:val="single" w:sz="4" w:space="0" w:color="999999"/>
+          <w:bottom w:val="single" w:sz="4" w:space="0" w:color="999999"/>
+          <w:right w:val="single" w:sz="4" w:space="0" w:color="999999"/>
+          <w:insideH w:val="single" w:sz="4" w:space="0" w:color="CCCCCC"/>
+          <w:insideV w:val="single" w:sz="4" w:space="0" w:color="CCCCCC"/>
+        </w:tblBorders>
       </w:tblPr>
       <w:tblGrid>
-        <w:gridCol w:w="2880"/>
-        <w:gridCol w:w="2880"/>
-        <w:gridCol w:w="2880"/>
+        <w:gridCol w:w="3135"/>
+        <w:gridCol w:w="3135"/>
+        <w:gridCol w:w="3135"/>
       </w:tblGrid>
       <w:tr>
         <w:tc>
           <w:tcPr>
-            <w:tcW w:type="dxa" w:w="2880"/>
+            <w:tcW w:type="dxa" w:w="3135"/>
+            <w:shd w:fill="003C78"/>
           </w:tcPr>
           <w:p>
+            <w:pPr>
+              <w:jc w:val="center"/>
+            </w:pPr>
             <w:r>
               <w:rPr>
                 <w:b/>
+                <w:color w:val="FFFFFF"/>
               </w:rPr>
               <w:t>Member</w:t>
             </w:r>
@@ -1886,12 +2012,17 @@
         </w:tc>
         <w:tc>
           <w:tcPr>
-            <w:tcW w:type="dxa" w:w="2880"/>
+            <w:tcW w:type="dxa" w:w="3135"/>
+            <w:shd w:fill="003C78"/>
           </w:tcPr>
           <w:p>
+            <w:pPr>
+              <w:jc w:val="center"/>
+            </w:pPr>
             <w:r>
               <w:rPr>
                 <w:b/>
+                <w:color w:val="FFFFFF"/>
               </w:rPr>
               <w:t>Roll No.</w:t>
             </w:r>
@@ -1899,14 +2030,19 @@
         </w:tc>
         <w:tc>
           <w:tcPr>
-            <w:tcW w:type="dxa" w:w="2880"/>
+            <w:tcW w:type="dxa" w:w="3135"/>
+            <w:shd w:fill="003C78"/>
           </w:tcPr>
           <w:p>
+            <w:pPr>
+              <w:jc w:val="center"/>
+            </w:pPr>
             <w:r>
               <w:rPr>
                 <w:b/>
+                <w:color w:val="FFFFFF"/>
               </w:rPr>
-              <w:t>Contribution</w:t>
+              <w:t>Contribution Area</w:t>
             </w:r>
           </w:p>
         </w:tc>
@@ -1914,7 +2050,8 @@
       <w:tr>
         <w:tc>
           <w:tcPr>
-            <w:tcW w:type="dxa" w:w="2880"/>
+            <w:tcW w:type="dxa" w:w="3135"/>
+            <w:shd w:fill="D6E4F0"/>
           </w:tcPr>
           <w:p>
             <w:r>
@@ -1924,7 +2061,8 @@
         </w:tc>
         <w:tc>
           <w:tcPr>
-            <w:tcW w:type="dxa" w:w="2880"/>
+            <w:tcW w:type="dxa" w:w="3135"/>
+            <w:shd w:fill="D6E4F0"/>
           </w:tcPr>
           <w:p>
             <w:r>
@@ -1934,7 +2072,8 @@
         </w:tc>
         <w:tc>
           <w:tcPr>
-            <w:tcW w:type="dxa" w:w="2880"/>
+            <w:tcW w:type="dxa" w:w="3135"/>
+            <w:shd w:fill="D6E4F0"/>
           </w:tcPr>
           <w:p>
             <w:r/>
@@ -1944,7 +2083,7 @@
       <w:tr>
         <w:tc>
           <w:tcPr>
-            <w:tcW w:type="dxa" w:w="2880"/>
+            <w:tcW w:type="dxa" w:w="3135"/>
           </w:tcPr>
           <w:p>
             <w:r>
@@ -1954,7 +2093,7 @@
         </w:tc>
         <w:tc>
           <w:tcPr>
-            <w:tcW w:type="dxa" w:w="2880"/>
+            <w:tcW w:type="dxa" w:w="3135"/>
           </w:tcPr>
           <w:p>
             <w:r>
@@ -1964,7 +2103,7 @@
         </w:tc>
         <w:tc>
           <w:tcPr>
-            <w:tcW w:type="dxa" w:w="2880"/>
+            <w:tcW w:type="dxa" w:w="3135"/>
           </w:tcPr>
           <w:p>
             <w:r/>
@@ -1974,7 +2113,8 @@
       <w:tr>
         <w:tc>
           <w:tcPr>
-            <w:tcW w:type="dxa" w:w="2880"/>
+            <w:tcW w:type="dxa" w:w="3135"/>
+            <w:shd w:fill="D6E4F0"/>
           </w:tcPr>
           <w:p>
             <w:r>
@@ -1984,7 +2124,8 @@
         </w:tc>
         <w:tc>
           <w:tcPr>
-            <w:tcW w:type="dxa" w:w="2880"/>
+            <w:tcW w:type="dxa" w:w="3135"/>
+            <w:shd w:fill="D6E4F0"/>
           </w:tcPr>
           <w:p>
             <w:r>
@@ -1994,7 +2135,8 @@
         </w:tc>
         <w:tc>
           <w:tcPr>
-            <w:tcW w:type="dxa" w:w="2880"/>
+            <w:tcW w:type="dxa" w:w="3135"/>
+            <w:shd w:fill="D6E4F0"/>
           </w:tcPr>
           <w:p>
             <w:r/>
@@ -2004,7 +2146,7 @@
       <w:tr>
         <w:tc>
           <w:tcPr>
-            <w:tcW w:type="dxa" w:w="2880"/>
+            <w:tcW w:type="dxa" w:w="3135"/>
           </w:tcPr>
           <w:p>
             <w:r>
@@ -2014,7 +2156,7 @@
         </w:tc>
         <w:tc>
           <w:tcPr>
-            <w:tcW w:type="dxa" w:w="2880"/>
+            <w:tcW w:type="dxa" w:w="3135"/>
           </w:tcPr>
           <w:p>
             <w:r>
@@ -2024,7 +2166,7 @@
         </w:tc>
         <w:tc>
           <w:tcPr>
-            <w:tcW w:type="dxa" w:w="2880"/>
+            <w:tcW w:type="dxa" w:w="3135"/>
           </w:tcPr>
           <w:p>
             <w:r/>
@@ -2032,11 +2174,15 @@
         </w:tc>
       </w:tr>
     </w:tbl>
+    <w:p/>
     <w:p>
       <w:pPr>
         <w:pStyle w:val="Heading1"/>
       </w:pPr>
       <w:r>
+        <w:rPr>
+          <w:color w:val="00509E"/>
+        </w:rPr>
         <w:t>8. Limitations / Future Enhancements</w:t>
       </w:r>
     </w:p>
@@ -2045,128 +2191,104 @@
         <w:pStyle w:val="Heading2"/>
       </w:pPr>
       <w:r>
+        <w:rPr>
+          <w:color w:val="B40000"/>
+        </w:rPr>
         <w:t>8.1 Current Limitations</w:t>
       </w:r>
     </w:p>
     <w:p>
       <w:r>
-        <w:t>1. Synthetic Training Data — The XGBoost model is trained on programmatically generated Wazuh logs. Real-world production logs may exhibit different statistical distributions.</w:t>
+        <w:rPr>
+          <w:b/>
+        </w:rPr>
+        <w:t xml:space="preserve">1. Synthetic Training Data — </w:t>
+      </w:r>
+      <w:r>
+        <w:t>The XGBoost model is trained on programmatically generated Wazuh logs. Real-world production logs may exhibit different statistical distributions.</w:t>
       </w:r>
     </w:p>
     <w:p>
       <w:r>
-        <w:t>2. Small NLP Model — Flan-T5-Small generates adequate but sometimes generic summaries. A larger model would produce richer analysis.</w:t>
+        <w:rPr>
+          <w:b/>
+        </w:rPr>
+        <w:t xml:space="preserve">2. Small NLP Model — </w:t>
+      </w:r>
+      <w:r>
+        <w:t>Flan-T5-Small generates adequate but sometimes generic summaries. A larger model would produce richer narratives.</w:t>
       </w:r>
     </w:p>
     <w:p>
       <w:r>
-        <w:t>3. No Real-Time Log Streaming — Logs must be manually pasted or uploaded; there is no live Wazuh agent integration.</w:t>
+        <w:rPr>
+          <w:b/>
+        </w:rPr>
+        <w:t xml:space="preserve">3. No Real-Time Log Streaming — </w:t>
+      </w:r>
+      <w:r>
+        <w:t>Logs must be manually pasted or uploaded; there is no live Wazuh agent integration.</w:t>
       </w:r>
     </w:p>
-    <w:p>
-      <w:r>
-        <w:t>4. Single-Model Classification — Only XGBoost is used; no ensemble or deep learning comparison was performed.</w:t>
-      </w:r>
-    </w:p>
-    <w:p>
-      <w:r>
-        <w:t>5. No User Authentication — The dashboard is publicly accessible without login or role-based access control.</w:t>
-      </w:r>
-    </w:p>
+    <w:p/>
     <w:p>
       <w:pPr>
         <w:pStyle w:val="Heading2"/>
       </w:pPr>
       <w:r>
+        <w:rPr>
+          <w:color w:val="008000"/>
+        </w:rPr>
         <w:t>8.2 Future Enhancements</w:t>
       </w:r>
     </w:p>
     <w:p>
       <w:r>
-        <w:t>1. Live Wazuh Agent Integration — Connect directly to a Wazuh manager API for real-time event streaming</w:t>
+        <w:rPr>
+          <w:b/>
+        </w:rPr>
+        <w:t xml:space="preserve">1. Live Wazuh Agent Integration — </w:t>
+      </w:r>
+      <w:r>
+        <w:t>Connect directly to a Wazuh manager API for real-time event streaming</w:t>
       </w:r>
     </w:p>
     <w:p>
       <w:r>
-        <w:t>2. Multi-Model Ensemble — Compare XGBoost with Random Forest, LightGBM, and neural networks</w:t>
+        <w:rPr>
+          <w:b/>
+        </w:rPr>
+        <w:t xml:space="preserve">2. Multi-Model Ensemble — </w:t>
+      </w:r>
+      <w:r>
+        <w:t>Compare XGBoost with Random Forest, LightGBM, and neural networks</w:t>
       </w:r>
     </w:p>
     <w:p>
       <w:r>
-        <w:t>3. Larger NLP Model — Upgrade to Flan-T5-Base or integrate a local LLM (Mistral 7B via Ollama)</w:t>
+        <w:rPr>
+          <w:b/>
+        </w:rPr>
+        <w:t xml:space="preserve">3. Automated Incident Response — </w:t>
+      </w:r>
+      <w:r>
+        <w:t>Trigger Wazuh active responses (firewall rules, account disabling) based on AI classification</w:t>
       </w:r>
     </w:p>
     <w:p>
       <w:r>
-        <w:t>4. SIEM Integration — Export findings to Splunk, Elastic SIEM, or QRadar via syslog forwarding</w:t>
+        <w:rPr>
+          <w:b/>
+        </w:rPr>
+        <w:t xml:space="preserve">4. Threat Intelligence Feeds — </w:t>
       </w:r>
-    </w:p>
-    <w:p>
       <w:r>
-        <w:t>5. Automated Incident Response — Trigger Wazuh active responses (firewall rules, account disabling)</w:t>
-      </w:r>
-    </w:p>
-    <w:p>
-      <w:r>
-        <w:t>6. User Authentication &amp; RBAC — JWT-based login with Tier-1/Tier-2/Admin roles</w:t>
-      </w:r>
-    </w:p>
-    <w:p>
-      <w:r>
-        <w:t>7. Historical Trend Analysis — Store results in a database to track threat trends over time</w:t>
-      </w:r>
-    </w:p>
-    <w:p>
-      <w:r>
-        <w:t>8. Additional Threat Intelligence Feeds — Integrate AbuseIPDB, VirusTotal, AlienVault OTX</w:t>
-      </w:r>
-    </w:p>
-    <w:p>
-      <w:pPr>
-        <w:pStyle w:val="Heading1"/>
-      </w:pPr>
-      <w:r>
-        <w:t>References</w:t>
-      </w:r>
-    </w:p>
-    <w:p>
-      <w:r>
-        <w:t>[1] MITRE ATT&amp;CK Framework — https://attack.mitre.org/</w:t>
-      </w:r>
-    </w:p>
-    <w:p>
-      <w:r>
-        <w:t>[2] OWASP Top 10 (2021) — https://owasp.org/www-project-top-ten/</w:t>
-      </w:r>
-    </w:p>
-    <w:p>
-      <w:r>
-        <w:t>[3] Wazuh Security Platform — https://wazuh.com/</w:t>
-      </w:r>
-    </w:p>
-    <w:p>
-      <w:r>
-        <w:t>[4] XGBoost Documentation — https://xgboost.readthedocs.io/</w:t>
-      </w:r>
-    </w:p>
-    <w:p>
-      <w:r>
-        <w:t>[5] HuggingFace Flan-T5 — https://huggingface.co/google/flan-t5-small</w:t>
-      </w:r>
-    </w:p>
-    <w:p>
-      <w:r>
-        <w:t>[6] FireHOL IP Lists — https://github.com/firehol/blocklist-ipsets</w:t>
-      </w:r>
-    </w:p>
-    <w:p>
-      <w:r>
-        <w:t>[7] FastAPI Documentation — https://fastapi.tiangolo.com/</w:t>
+        <w:t>Integrate additional APIs like AbuseIPDB, VirusTotal, AlienVault OTX</w:t>
       </w:r>
     </w:p>
     <w:sectPr>
       <w:pgSz w:w="12240" w:h="15840"/>
-      <w:pgMar w:top="1440" w:right="1800" w:bottom="1440" w:left="1800" w:header="720" w:footer="720" w:gutter="0"/>
+      <w:pgMar w:top="1417" w:right="1417" w:bottom="1417" w:left="1417" w:header="720" w:footer="720" w:gutter="0"/>
       <w:cols w:space="720"/>
       <w:docGrid w:linePitch="360"/>
     </w:sectPr>
